--- a/aura-documents/output/word/05-client-forms/05-modality-specific-informed-consents.docx
+++ b/aura-documents/output/word/05-client-forms/05-modality-specific-informed-consents.docx
@@ -30,7 +30,7 @@
           <w:color w:val="7A6753"/>
           <w:sz w:val="16"/>
         </w:rPr>
-        <w:t xml:space="preserve">Document No. AUR-FRM-05 · Version 0.1 (Draft) · Owner: Clinical Lead · Effective: </w:t>
+        <w:t xml:space="preserve">Document No. AUR-FRM-05 · Version 0.2 (Draft) · Owner: General Manager · Effective: </w:t>
       </w:r>
       <w:r>
         <w:rPr>
@@ -95,7 +95,67 @@
           <w:color w:val="4A3A2C"/>
           <w:sz w:val="20"/>
         </w:rPr>
-        <w:t xml:space="preserve"> months unless the guest's health changes. Clinical sections (Hyperbaric Oxygen and IV Nutrient Therapy) are subject to Dubai Health Authority (DHA) requirements and must be reviewed by the Clinical Lead. All sections are pending review against Elevé Health protocols.</w:t>
+        <w:t xml:space="preserve"> months unless the guest's health changes. No medical treatments are offered at launch. Hyperbaric Oxygen is offered as a non-medical wellness session </w:t>
+      </w:r>
+      <w:r>
+        <w:rPr>
+          <w:rFonts w:ascii="Jost" w:hAnsi="Jost" w:cs="Jost" w:eastAsia="Jost"/>
+          <w:b w:val="0"/>
+          <w:i w:val="0"/>
+          <w:color w:val="A6754C"/>
+          <w:sz w:val="20"/>
+        </w:rPr>
+        <w:t>[confirm licensing requirements for hyperbaric with DHA / licensing authority]</w:t>
+      </w:r>
+      <w:r>
+        <w:rPr>
+          <w:rFonts w:ascii="Jost" w:hAnsi="Jost" w:cs="Jost" w:eastAsia="Jost"/>
+          <w:b w:val="0"/>
+          <w:i w:val="0"/>
+          <w:color w:val="4A3A2C"/>
+          <w:sz w:val="20"/>
+        </w:rPr>
+        <w:t xml:space="preserve">; this form should be reviewed by the </w:t>
+      </w:r>
+      <w:r>
+        <w:rPr>
+          <w:rFonts w:ascii="Jost" w:hAnsi="Jost" w:cs="Jost" w:eastAsia="Jost"/>
+          <w:b w:val="0"/>
+          <w:i w:val="0"/>
+          <w:color w:val="A6754C"/>
+          <w:sz w:val="20"/>
+        </w:rPr>
+        <w:t>[Medical Director named on the licence]</w:t>
+      </w:r>
+      <w:r>
+        <w:rPr>
+          <w:rFonts w:ascii="Jost" w:hAnsi="Jost" w:cs="Jost" w:eastAsia="Jost"/>
+          <w:b w:val="0"/>
+          <w:i w:val="0"/>
+          <w:color w:val="4A3A2C"/>
+          <w:sz w:val="20"/>
+        </w:rPr>
+        <w:t xml:space="preserve">. All sections are pending review against Elevé Health protocols </w:t>
+      </w:r>
+      <w:r>
+        <w:rPr>
+          <w:rFonts w:ascii="Jost" w:hAnsi="Jost" w:cs="Jost" w:eastAsia="Jost"/>
+          <w:b w:val="0"/>
+          <w:i w:val="0"/>
+          <w:color w:val="A6754C"/>
+          <w:sz w:val="20"/>
+        </w:rPr>
+        <w:t>[per Elevé protocol — pending]</w:t>
+      </w:r>
+      <w:r>
+        <w:rPr>
+          <w:rFonts w:ascii="Jost" w:hAnsi="Jost" w:cs="Jost" w:eastAsia="Jost"/>
+          <w:b w:val="0"/>
+          <w:i w:val="0"/>
+          <w:color w:val="4A3A2C"/>
+          <w:sz w:val="20"/>
+        </w:rPr>
+        <w:t>.</w:t>
       </w:r>
     </w:p>
     <w:p>
@@ -197,7 +257,7 @@
           <w:color w:val="4A3A2C"/>
           <w:sz w:val="20"/>
         </w:rPr>
-        <w:t>IV Nutrient Therapy</w:t>
+        <w:t>Cold Plunge</w:t>
       </w:r>
     </w:p>
     <w:p>
@@ -226,7 +286,7 @@
           <w:color w:val="4A3A2C"/>
           <w:sz w:val="20"/>
         </w:rPr>
-        <w:t>Float &amp; Sensory Reset</w:t>
+        <w:t>Infrared Sauna &amp; Red-Light Bed</w:t>
       </w:r>
     </w:p>
     <w:p>
@@ -255,7 +315,7 @@
           <w:color w:val="4A3A2C"/>
           <w:sz w:val="20"/>
         </w:rPr>
-        <w:t>Cold Plunge</w:t>
+        <w:t>Salt Cabin</w:t>
       </w:r>
     </w:p>
     <w:p>
@@ -284,7 +344,7 @@
           <w:color w:val="4A3A2C"/>
           <w:sz w:val="20"/>
         </w:rPr>
-        <w:t>Infrared Sauna &amp; Red-Light Bed</w:t>
+        <w:t>Sound Healing</w:t>
       </w:r>
     </w:p>
     <w:p>
@@ -313,7 +373,7 @@
           <w:color w:val="4A3A2C"/>
           <w:sz w:val="20"/>
         </w:rPr>
-        <w:t>Salt Cabin</w:t>
+        <w:t>Healer Consultation (first visit)</w:t>
       </w:r>
     </w:p>
     <w:p>
@@ -1120,7 +1180,7 @@
           <w:color w:val="4A3A2C"/>
           <w:sz w:val="18"/>
         </w:rPr>
-        <w:t xml:space="preserve">Clinical modality. Subject to DHA requirements. Clinical Lead or DHA-licensed clinician sign-off is required before every session. Facility reference: </w:t>
+        <w:t xml:space="preserve">Non-medical wellness session </w:t>
       </w:r>
       <w:r>
         <w:rPr>
@@ -1130,7 +1190,7 @@
           <w:color w:val="A6754C"/>
           <w:sz w:val="18"/>
         </w:rPr>
-        <w:t>[DHA licence / approval reference]</w:t>
+        <w:t>[confirm licensing requirements for hyperbaric with DHA / licensing authority]</w:t>
       </w:r>
       <w:r>
         <w:rPr>
@@ -1140,7 +1200,7 @@
           <w:color w:val="4A3A2C"/>
           <w:sz w:val="18"/>
         </w:rPr>
-        <w:t>.</w:t>
+        <w:t>. A trained senior Host completes the pre-session screen and signs off before every session.</w:t>
       </w:r>
     </w:p>
     <w:p>
@@ -1170,7 +1230,27 @@
           <w:color w:val="4A3A2C"/>
           <w:sz w:val="20"/>
         </w:rPr>
-        <w:t>A 60-minute session in an Elevé hyperbaric chamber at 1.3–2.0 ATA (atmospheres absolute), breathing concentrated oxygen while the air pressure around you is gently raised. Pressure is set by the clinician.</w:t>
+        <w:t xml:space="preserve">A 60-minute session in an Elevé hyperbaric chamber at 1.3–2.0 ATA (atmospheres absolute), breathing concentrated oxygen while the air pressure around you is gently raised. Pressure is set by your trained Host </w:t>
+      </w:r>
+      <w:r>
+        <w:rPr>
+          <w:rFonts w:ascii="Jost" w:hAnsi="Jost" w:cs="Jost" w:eastAsia="Jost"/>
+          <w:b w:val="0"/>
+          <w:i w:val="0"/>
+          <w:color w:val="A6754C"/>
+          <w:sz w:val="20"/>
+        </w:rPr>
+        <w:t>[per Elevé protocol — pending]</w:t>
+      </w:r>
+      <w:r>
+        <w:rPr>
+          <w:rFonts w:ascii="Jost" w:hAnsi="Jost" w:cs="Jost" w:eastAsia="Jost"/>
+          <w:b w:val="0"/>
+          <w:i w:val="0"/>
+          <w:color w:val="4A3A2C"/>
+          <w:sz w:val="20"/>
+        </w:rPr>
+        <w:t>.</w:t>
       </w:r>
     </w:p>
     <w:p>
@@ -1784,1022 +1864,6 @@
         </w:tblBorders>
       </w:tblPr>
       <w:tblGrid>
-        <w:gridCol w:w="2353"/>
-        <w:gridCol w:w="2353"/>
-        <w:gridCol w:w="2353"/>
-        <w:gridCol w:w="2353"/>
-      </w:tblGrid>
-      <w:tr>
-        <w:trPr>
-          <w:tblHeader w:val="true"/>
-        </w:trPr>
-        <w:tc>
-          <w:tcPr>
-            <w:tcW w:type="dxa" w:w="2353"/>
-            <w:shd w:val="clear" w:color="auto" w:fill="221913"/>
-          </w:tcPr>
-          <w:p>
-            <w:pPr>
-              <w:spacing w:before="40" w:after="40" w:line="276" w:lineRule="auto"/>
-            </w:pPr>
-            <w:r>
-              <w:rPr>
-                <w:rFonts w:ascii="Jost" w:hAnsi="Jost" w:cs="Jost" w:eastAsia="Jost"/>
-                <w:b/>
-                <w:i w:val="0"/>
-                <w:color w:val="FBF5EE"/>
-                <w:sz w:val="17"/>
-              </w:rPr>
-              <w:t>Clinician name</w:t>
-            </w:r>
-          </w:p>
-        </w:tc>
-        <w:tc>
-          <w:tcPr>
-            <w:tcW w:type="dxa" w:w="2353"/>
-            <w:shd w:val="clear" w:color="auto" w:fill="221913"/>
-          </w:tcPr>
-          <w:p>
-            <w:pPr>
-              <w:spacing w:before="40" w:after="40" w:line="276" w:lineRule="auto"/>
-            </w:pPr>
-            <w:r>
-              <w:rPr>
-                <w:rFonts w:ascii="Jost" w:hAnsi="Jost" w:cs="Jost" w:eastAsia="Jost"/>
-                <w:b/>
-                <w:i w:val="0"/>
-                <w:color w:val="FBF5EE"/>
-                <w:sz w:val="17"/>
-              </w:rPr>
-              <w:t>DHA licence no.</w:t>
-            </w:r>
-          </w:p>
-        </w:tc>
-        <w:tc>
-          <w:tcPr>
-            <w:tcW w:type="dxa" w:w="2353"/>
-            <w:shd w:val="clear" w:color="auto" w:fill="221913"/>
-          </w:tcPr>
-          <w:p>
-            <w:pPr>
-              <w:spacing w:before="40" w:after="40" w:line="276" w:lineRule="auto"/>
-            </w:pPr>
-            <w:r>
-              <w:rPr>
-                <w:rFonts w:ascii="Jost" w:hAnsi="Jost" w:cs="Jost" w:eastAsia="Jost"/>
-                <w:b/>
-                <w:i w:val="0"/>
-                <w:color w:val="FBF5EE"/>
-                <w:sz w:val="17"/>
-              </w:rPr>
-              <w:t>Signature</w:t>
-            </w:r>
-          </w:p>
-        </w:tc>
-        <w:tc>
-          <w:tcPr>
-            <w:tcW w:type="dxa" w:w="2353"/>
-            <w:shd w:val="clear" w:color="auto" w:fill="221913"/>
-          </w:tcPr>
-          <w:p>
-            <w:pPr>
-              <w:spacing w:before="40" w:after="40" w:line="276" w:lineRule="auto"/>
-            </w:pPr>
-            <w:r>
-              <w:rPr>
-                <w:rFonts w:ascii="Jost" w:hAnsi="Jost" w:cs="Jost" w:eastAsia="Jost"/>
-                <w:b/>
-                <w:i w:val="0"/>
-                <w:color w:val="FBF5EE"/>
-                <w:sz w:val="17"/>
-              </w:rPr>
-              <w:t>Date</w:t>
-            </w:r>
-          </w:p>
-        </w:tc>
-      </w:tr>
-      <w:tr>
-        <w:tc>
-          <w:tcPr>
-            <w:tcW w:type="dxa" w:w="2353"/>
-          </w:tcPr>
-          <w:p>
-            <w:pPr>
-              <w:spacing w:before="40" w:after="40" w:line="276" w:lineRule="auto"/>
-            </w:pPr>
-            <w:r>
-              <w:rPr>
-                <w:rFonts w:ascii="Jost" w:hAnsi="Jost" w:cs="Jost" w:eastAsia="Jost"/>
-                <w:b w:val="0"/>
-                <w:i w:val="0"/>
-                <w:color w:val="4A3A2C"/>
-                <w:sz w:val="17"/>
-              </w:rPr>
-              <w:t>__________________</w:t>
-            </w:r>
-          </w:p>
-        </w:tc>
-        <w:tc>
-          <w:tcPr>
-            <w:tcW w:type="dxa" w:w="2353"/>
-          </w:tcPr>
-          <w:p>
-            <w:pPr>
-              <w:spacing w:before="40" w:after="40" w:line="276" w:lineRule="auto"/>
-            </w:pPr>
-            <w:r>
-              <w:rPr>
-                <w:rFonts w:ascii="Jost" w:hAnsi="Jost" w:cs="Jost" w:eastAsia="Jost"/>
-                <w:b w:val="0"/>
-                <w:i w:val="0"/>
-                <w:color w:val="A6754C"/>
-                <w:sz w:val="17"/>
-              </w:rPr>
-              <w:t>[DHA licence no.]</w:t>
-            </w:r>
-          </w:p>
-        </w:tc>
-        <w:tc>
-          <w:tcPr>
-            <w:tcW w:type="dxa" w:w="2353"/>
-          </w:tcPr>
-          <w:p>
-            <w:pPr>
-              <w:spacing w:before="40" w:after="40" w:line="276" w:lineRule="auto"/>
-            </w:pPr>
-            <w:r>
-              <w:rPr>
-                <w:rFonts w:ascii="Jost" w:hAnsi="Jost" w:cs="Jost" w:eastAsia="Jost"/>
-                <w:b w:val="0"/>
-                <w:i w:val="0"/>
-                <w:color w:val="4A3A2C"/>
-                <w:sz w:val="17"/>
-              </w:rPr>
-              <w:t>__________________</w:t>
-            </w:r>
-          </w:p>
-        </w:tc>
-        <w:tc>
-          <w:tcPr>
-            <w:tcW w:type="dxa" w:w="2353"/>
-          </w:tcPr>
-          <w:p>
-            <w:pPr>
-              <w:spacing w:before="40" w:after="40" w:line="276" w:lineRule="auto"/>
-            </w:pPr>
-            <w:r>
-              <w:rPr>
-                <w:rFonts w:ascii="Jost" w:hAnsi="Jost" w:cs="Jost" w:eastAsia="Jost"/>
-                <w:b w:val="0"/>
-                <w:i w:val="0"/>
-                <w:color w:val="4A3A2C"/>
-                <w:sz w:val="17"/>
-              </w:rPr>
-              <w:t>____ / ____ / ______</w:t>
-            </w:r>
-          </w:p>
-        </w:tc>
-      </w:tr>
-    </w:tbl>
-    <w:p>
-      <w:pPr>
-        <w:spacing w:before="0" w:after="80" w:line="240" w:lineRule="auto"/>
-      </w:pPr>
-    </w:p>
-    <w:p>
-      <w:r>
-        <w:br w:type="page"/>
-      </w:r>
-    </w:p>
-    <w:p>
-      <w:pPr>
-        <w:keepNext/>
-        <w:spacing w:before="280" w:after="100" w:line="264" w:lineRule="auto"/>
-      </w:pPr>
-      <w:r>
-        <w:rPr>
-          <w:rFonts w:ascii="Marcellus" w:hAnsi="Marcellus" w:cs="Marcellus" w:eastAsia="Marcellus"/>
-          <w:color w:val="221913"/>
-          <w:sz w:val="28"/>
-        </w:rPr>
-        <w:t>3. IV Nutrient Therapy</w:t>
-      </w:r>
-    </w:p>
-    <w:p>
-      <w:pPr>
-        <w:shd w:val="clear" w:color="auto" w:fill="FBF5EE"/>
-        <w:pBdr>
-          <w:left w:val="single" w:sz="18" w:space="8" w:color="A6754C"/>
-        </w:pBdr>
-        <w:spacing w:before="80" w:after="160" w:line="300" w:lineRule="auto"/>
-        <w:ind w:left="170"/>
-      </w:pPr>
-      <w:r>
-        <w:rPr>
-          <w:rFonts w:ascii="Jost" w:hAnsi="Jost" w:cs="Jost" w:eastAsia="Jost"/>
-          <w:b w:val="0"/>
-          <w:i w:val="0"/>
-          <w:color w:val="4A3A2C"/>
-          <w:sz w:val="18"/>
-        </w:rPr>
-        <w:t xml:space="preserve">Clinical modality. Administered only by DHA-licensed clinical staff. Subject to DHA requirements. Facility reference: </w:t>
-      </w:r>
-      <w:r>
-        <w:rPr>
-          <w:rFonts w:ascii="Jost" w:hAnsi="Jost" w:cs="Jost" w:eastAsia="Jost"/>
-          <w:b w:val="0"/>
-          <w:i w:val="0"/>
-          <w:color w:val="A6754C"/>
-          <w:sz w:val="18"/>
-        </w:rPr>
-        <w:t>[DHA licence / approval reference]</w:t>
-      </w:r>
-      <w:r>
-        <w:rPr>
-          <w:rFonts w:ascii="Jost" w:hAnsi="Jost" w:cs="Jost" w:eastAsia="Jost"/>
-          <w:b w:val="0"/>
-          <w:i w:val="0"/>
-          <w:color w:val="4A3A2C"/>
-          <w:sz w:val="18"/>
-        </w:rPr>
-        <w:t>.</w:t>
-      </w:r>
-    </w:p>
-    <w:p>
-      <w:pPr>
-        <w:keepNext/>
-        <w:spacing w:before="200" w:after="60" w:line="264" w:lineRule="auto"/>
-      </w:pPr>
-      <w:r>
-        <w:rPr>
-          <w:rFonts w:ascii="Jost" w:hAnsi="Jost" w:cs="Jost" w:eastAsia="Jost"/>
-          <w:b/>
-          <w:color w:val="A6754C"/>
-          <w:sz w:val="17"/>
-        </w:rPr>
-        <w:t>WHAT IT IS</w:t>
-      </w:r>
-    </w:p>
-    <w:p>
-      <w:pPr>
-        <w:spacing w:before="0" w:after="120" w:line="312" w:lineRule="auto"/>
-      </w:pPr>
-      <w:r>
-        <w:rPr>
-          <w:rFonts w:ascii="Jost" w:hAnsi="Jost" w:cs="Jost" w:eastAsia="Jost"/>
-          <w:b w:val="0"/>
-          <w:i w:val="0"/>
-          <w:color w:val="4A3A2C"/>
-          <w:sz w:val="20"/>
-        </w:rPr>
-        <w:t xml:space="preserve">A 45–60 minute infusion of fluids, vitamins and minerals into a vein, prepared and administered by a licensed clinician after a clinical assessment. Formulas are designed to support energy, immunity, skin and glow, recovery, or post-flight hydration. IV therapy is priced separately at AED </w:t>
-      </w:r>
-      <w:r>
-        <w:rPr>
-          <w:rFonts w:ascii="Jost" w:hAnsi="Jost" w:cs="Jost" w:eastAsia="Jost"/>
-          <w:b w:val="0"/>
-          <w:i w:val="0"/>
-          <w:color w:val="A6754C"/>
-          <w:sz w:val="20"/>
-        </w:rPr>
-        <w:t>[___]</w:t>
-      </w:r>
-      <w:r>
-        <w:rPr>
-          <w:rFonts w:ascii="Jost" w:hAnsi="Jost" w:cs="Jost" w:eastAsia="Jost"/>
-          <w:b w:val="0"/>
-          <w:i w:val="0"/>
-          <w:color w:val="4A3A2C"/>
-          <w:sz w:val="20"/>
-        </w:rPr>
-        <w:t>.</w:t>
-      </w:r>
-    </w:p>
-    <w:tbl>
-      <w:tblPr>
-        <w:tblW w:type="auto" w:w="0"/>
-        <w:jc w:val="center"/>
-        <w:tblLook w:firstColumn="1" w:firstRow="1" w:lastColumn="0" w:lastRow="0" w:noHBand="0" w:noVBand="1" w:val="04A0"/>
-        <w:tblBorders>
-          <w:top w:val="single" w:sz="4" w:color="DCC6B0"/>
-          <w:left w:val="single" w:sz="4" w:color="DCC6B0"/>
-          <w:bottom w:val="single" w:sz="4" w:color="DCC6B0"/>
-          <w:right w:val="single" w:sz="4" w:color="DCC6B0"/>
-          <w:insideH w:val="single" w:sz="4" w:color="DCC6B0"/>
-          <w:insideV w:val="single" w:sz="4" w:color="DCC6B0"/>
-        </w:tblBorders>
-      </w:tblPr>
-      <w:tblGrid>
-        <w:gridCol w:w="4706"/>
-        <w:gridCol w:w="4706"/>
-      </w:tblGrid>
-      <w:tr>
-        <w:trPr>
-          <w:tblHeader w:val="true"/>
-        </w:trPr>
-        <w:tc>
-          <w:tcPr>
-            <w:tcW w:type="dxa" w:w="4706"/>
-            <w:shd w:val="clear" w:color="auto" w:fill="221913"/>
-          </w:tcPr>
-          <w:p>
-            <w:pPr>
-              <w:spacing w:before="40" w:after="40" w:line="276" w:lineRule="auto"/>
-            </w:pPr>
-            <w:r>
-              <w:rPr>
-                <w:rFonts w:ascii="Jost" w:hAnsi="Jost" w:cs="Jost" w:eastAsia="Jost"/>
-                <w:b/>
-                <w:i w:val="0"/>
-                <w:color w:val="FBF5EE"/>
-                <w:sz w:val="17"/>
-              </w:rPr>
-              <w:t>Field</w:t>
-            </w:r>
-          </w:p>
-        </w:tc>
-        <w:tc>
-          <w:tcPr>
-            <w:tcW w:type="dxa" w:w="4706"/>
-            <w:shd w:val="clear" w:color="auto" w:fill="221913"/>
-          </w:tcPr>
-          <w:p>
-            <w:pPr>
-              <w:spacing w:before="40" w:after="40" w:line="276" w:lineRule="auto"/>
-            </w:pPr>
-            <w:r>
-              <w:rPr>
-                <w:rFonts w:ascii="Jost" w:hAnsi="Jost" w:cs="Jost" w:eastAsia="Jost"/>
-                <w:b/>
-                <w:i w:val="0"/>
-                <w:color w:val="FBF5EE"/>
-                <w:sz w:val="17"/>
-              </w:rPr>
-              <w:t>Details</w:t>
-            </w:r>
-          </w:p>
-        </w:tc>
-      </w:tr>
-      <w:tr>
-        <w:tc>
-          <w:tcPr>
-            <w:tcW w:type="dxa" w:w="4706"/>
-          </w:tcPr>
-          <w:p>
-            <w:pPr>
-              <w:spacing w:before="40" w:after="40" w:line="276" w:lineRule="auto"/>
-            </w:pPr>
-            <w:r>
-              <w:rPr>
-                <w:rFonts w:ascii="Jost" w:hAnsi="Jost" w:cs="Jost" w:eastAsia="Jost"/>
-                <w:b w:val="0"/>
-                <w:i w:val="0"/>
-                <w:color w:val="4A3A2C"/>
-                <w:sz w:val="17"/>
-              </w:rPr>
-              <w:t>Formula</w:t>
-            </w:r>
-          </w:p>
-        </w:tc>
-        <w:tc>
-          <w:tcPr>
-            <w:tcW w:type="dxa" w:w="4706"/>
-          </w:tcPr>
-          <w:p>
-            <w:pPr>
-              <w:spacing w:before="40" w:after="40" w:line="276" w:lineRule="auto"/>
-            </w:pPr>
-            <w:r>
-              <w:rPr>
-                <w:rFonts w:ascii="Jost" w:hAnsi="Jost" w:cs="Jost" w:eastAsia="Jost"/>
-                <w:b w:val="0"/>
-                <w:i w:val="0"/>
-                <w:color w:val="4A3A2C"/>
-                <w:sz w:val="17"/>
-              </w:rPr>
-              <w:t>☐ Energy ☐ Immunity ☐ Skin / glow ☐ Recovery ☐ Post-flight ☐ Other: __________</w:t>
-            </w:r>
-          </w:p>
-        </w:tc>
-      </w:tr>
-      <w:tr>
-        <w:tc>
-          <w:tcPr>
-            <w:tcW w:type="dxa" w:w="4706"/>
-            <w:shd w:val="clear" w:color="auto" w:fill="FBF5EE"/>
-          </w:tcPr>
-          <w:p>
-            <w:pPr>
-              <w:spacing w:before="40" w:after="40" w:line="276" w:lineRule="auto"/>
-            </w:pPr>
-            <w:r>
-              <w:rPr>
-                <w:rFonts w:ascii="Jost" w:hAnsi="Jost" w:cs="Jost" w:eastAsia="Jost"/>
-                <w:b w:val="0"/>
-                <w:i w:val="0"/>
-                <w:color w:val="4A3A2C"/>
-                <w:sz w:val="17"/>
-              </w:rPr>
-              <w:t>Ingredients and doses</w:t>
-            </w:r>
-          </w:p>
-        </w:tc>
-        <w:tc>
-          <w:tcPr>
-            <w:tcW w:type="dxa" w:w="4706"/>
-            <w:shd w:val="clear" w:color="auto" w:fill="FBF5EE"/>
-          </w:tcPr>
-          <w:p>
-            <w:pPr>
-              <w:spacing w:before="40" w:after="40" w:line="276" w:lineRule="auto"/>
-            </w:pPr>
-            <w:r>
-              <w:rPr>
-                <w:rFonts w:ascii="Jost" w:hAnsi="Jost" w:cs="Jost" w:eastAsia="Jost"/>
-                <w:b w:val="0"/>
-                <w:i w:val="0"/>
-                <w:color w:val="4A3A2C"/>
-                <w:sz w:val="17"/>
-              </w:rPr>
-              <w:t>__________________________</w:t>
-            </w:r>
-          </w:p>
-        </w:tc>
-      </w:tr>
-      <w:tr>
-        <w:tc>
-          <w:tcPr>
-            <w:tcW w:type="dxa" w:w="4706"/>
-          </w:tcPr>
-          <w:p>
-            <w:pPr>
-              <w:spacing w:before="40" w:after="40" w:line="276" w:lineRule="auto"/>
-            </w:pPr>
-            <w:r>
-              <w:rPr>
-                <w:rFonts w:ascii="Jost" w:hAnsi="Jost" w:cs="Jost" w:eastAsia="Jost"/>
-                <w:b w:val="0"/>
-                <w:i w:val="0"/>
-                <w:color w:val="4A3A2C"/>
-                <w:sz w:val="17"/>
-              </w:rPr>
-              <w:t>Volume</w:t>
-            </w:r>
-          </w:p>
-        </w:tc>
-        <w:tc>
-          <w:tcPr>
-            <w:tcW w:type="dxa" w:w="4706"/>
-          </w:tcPr>
-          <w:p>
-            <w:pPr>
-              <w:spacing w:before="40" w:after="40" w:line="276" w:lineRule="auto"/>
-            </w:pPr>
-            <w:r>
-              <w:rPr>
-                <w:rFonts w:ascii="Jost" w:hAnsi="Jost" w:cs="Jost" w:eastAsia="Jost"/>
-                <w:b w:val="0"/>
-                <w:i w:val="0"/>
-                <w:color w:val="4A3A2C"/>
-                <w:sz w:val="17"/>
-              </w:rPr>
-              <w:t>______ ml</w:t>
-            </w:r>
-          </w:p>
-        </w:tc>
-      </w:tr>
-      <w:tr>
-        <w:tc>
-          <w:tcPr>
-            <w:tcW w:type="dxa" w:w="4706"/>
-            <w:shd w:val="clear" w:color="auto" w:fill="FBF5EE"/>
-          </w:tcPr>
-          <w:p>
-            <w:pPr>
-              <w:spacing w:before="40" w:after="40" w:line="276" w:lineRule="auto"/>
-            </w:pPr>
-            <w:r>
-              <w:rPr>
-                <w:rFonts w:ascii="Jost" w:hAnsi="Jost" w:cs="Jost" w:eastAsia="Jost"/>
-                <w:b w:val="0"/>
-                <w:i w:val="0"/>
-                <w:color w:val="4A3A2C"/>
-                <w:sz w:val="17"/>
-              </w:rPr>
-              <w:t>Clinician name</w:t>
-            </w:r>
-          </w:p>
-        </w:tc>
-        <w:tc>
-          <w:tcPr>
-            <w:tcW w:type="dxa" w:w="4706"/>
-            <w:shd w:val="clear" w:color="auto" w:fill="FBF5EE"/>
-          </w:tcPr>
-          <w:p>
-            <w:pPr>
-              <w:spacing w:before="40" w:after="40" w:line="276" w:lineRule="auto"/>
-            </w:pPr>
-            <w:r>
-              <w:rPr>
-                <w:rFonts w:ascii="Jost" w:hAnsi="Jost" w:cs="Jost" w:eastAsia="Jost"/>
-                <w:b w:val="0"/>
-                <w:i w:val="0"/>
-                <w:color w:val="4A3A2C"/>
-                <w:sz w:val="17"/>
-              </w:rPr>
-              <w:t>__________________________</w:t>
-            </w:r>
-          </w:p>
-        </w:tc>
-      </w:tr>
-      <w:tr>
-        <w:tc>
-          <w:tcPr>
-            <w:tcW w:type="dxa" w:w="4706"/>
-          </w:tcPr>
-          <w:p>
-            <w:pPr>
-              <w:spacing w:before="40" w:after="40" w:line="276" w:lineRule="auto"/>
-            </w:pPr>
-            <w:r>
-              <w:rPr>
-                <w:rFonts w:ascii="Jost" w:hAnsi="Jost" w:cs="Jost" w:eastAsia="Jost"/>
-                <w:b w:val="0"/>
-                <w:i w:val="0"/>
-                <w:color w:val="4A3A2C"/>
-                <w:sz w:val="17"/>
-              </w:rPr>
-              <w:t>DHA licence no.</w:t>
-            </w:r>
-          </w:p>
-        </w:tc>
-        <w:tc>
-          <w:tcPr>
-            <w:tcW w:type="dxa" w:w="4706"/>
-          </w:tcPr>
-          <w:p>
-            <w:pPr>
-              <w:spacing w:before="40" w:after="40" w:line="276" w:lineRule="auto"/>
-            </w:pPr>
-            <w:r>
-              <w:rPr>
-                <w:rFonts w:ascii="Jost" w:hAnsi="Jost" w:cs="Jost" w:eastAsia="Jost"/>
-                <w:b w:val="0"/>
-                <w:i w:val="0"/>
-                <w:color w:val="A6754C"/>
-                <w:sz w:val="17"/>
-              </w:rPr>
-              <w:t>[DHA licence no.]</w:t>
-            </w:r>
-          </w:p>
-        </w:tc>
-      </w:tr>
-    </w:tbl>
-    <w:p>
-      <w:pPr>
-        <w:spacing w:before="0" w:after="80" w:line="240" w:lineRule="auto"/>
-      </w:pPr>
-    </w:p>
-    <w:p>
-      <w:pPr>
-        <w:keepNext/>
-        <w:spacing w:before="200" w:after="60" w:line="264" w:lineRule="auto"/>
-      </w:pPr>
-      <w:r>
-        <w:rPr>
-          <w:rFonts w:ascii="Jost" w:hAnsi="Jost" w:cs="Jost" w:eastAsia="Jost"/>
-          <w:b/>
-          <w:color w:val="A6754C"/>
-          <w:sz w:val="17"/>
-        </w:rPr>
-        <w:t>WHAT YOU MAY FEEL</w:t>
-      </w:r>
-    </w:p>
-    <w:p>
-      <w:pPr>
-        <w:spacing w:before="0" w:after="120" w:line="312" w:lineRule="auto"/>
-      </w:pPr>
-      <w:r>
-        <w:rPr>
-          <w:rFonts w:ascii="Jost" w:hAnsi="Jost" w:cs="Jost" w:eastAsia="Jost"/>
-          <w:b w:val="0"/>
-          <w:i w:val="0"/>
-          <w:color w:val="4A3A2C"/>
-          <w:sz w:val="20"/>
-        </w:rPr>
-        <w:t>A brief pinch when the cannula is placed, a cool sensation in the arm, and sometimes a taste of vitamins. Most guests feel refreshed and hydrated.</w:t>
-      </w:r>
-    </w:p>
-    <w:p>
-      <w:pPr>
-        <w:keepNext/>
-        <w:spacing w:before="200" w:after="60" w:line="264" w:lineRule="auto"/>
-      </w:pPr>
-      <w:r>
-        <w:rPr>
-          <w:rFonts w:ascii="Jost" w:hAnsi="Jost" w:cs="Jost" w:eastAsia="Jost"/>
-          <w:b/>
-          <w:color w:val="A6754C"/>
-          <w:sz w:val="17"/>
-        </w:rPr>
-        <w:t>RISKS</w:t>
-      </w:r>
-    </w:p>
-    <w:p>
-      <w:pPr>
-        <w:pStyle w:val="ListBullet"/>
-        <w:spacing w:before="0" w:after="60" w:line="300" w:lineRule="auto"/>
-      </w:pPr>
-      <w:r>
-        <w:rPr>
-          <w:rFonts w:ascii="Jost" w:hAnsi="Jost" w:cs="Jost" w:eastAsia="Jost"/>
-          <w:b w:val="0"/>
-          <w:i w:val="0"/>
-          <w:color w:val="4A3A2C"/>
-          <w:sz w:val="20"/>
-        </w:rPr>
-        <w:t>bruising, pain or swelling at the insertion site</w:t>
-      </w:r>
-    </w:p>
-    <w:p>
-      <w:pPr>
-        <w:pStyle w:val="ListBullet"/>
-        <w:spacing w:before="0" w:after="60" w:line="300" w:lineRule="auto"/>
-      </w:pPr>
-      <w:r>
-        <w:rPr>
-          <w:rFonts w:ascii="Jost" w:hAnsi="Jost" w:cs="Jost" w:eastAsia="Jost"/>
-          <w:b w:val="0"/>
-          <w:i w:val="0"/>
-          <w:color w:val="4A3A2C"/>
-          <w:sz w:val="20"/>
-        </w:rPr>
-        <w:t>infection or inflammation of the vein (phlebitis)</w:t>
-      </w:r>
-    </w:p>
-    <w:p>
-      <w:pPr>
-        <w:pStyle w:val="ListBullet"/>
-        <w:spacing w:before="0" w:after="60" w:line="300" w:lineRule="auto"/>
-      </w:pPr>
-      <w:r>
-        <w:rPr>
-          <w:rFonts w:ascii="Jost" w:hAnsi="Jost" w:cs="Jost" w:eastAsia="Jost"/>
-          <w:b w:val="0"/>
-          <w:i w:val="0"/>
-          <w:color w:val="4A3A2C"/>
-          <w:sz w:val="20"/>
-        </w:rPr>
-        <w:t>dizziness, fainting or flushing</w:t>
-      </w:r>
-    </w:p>
-    <w:p>
-      <w:pPr>
-        <w:pStyle w:val="ListBullet"/>
-        <w:spacing w:before="0" w:after="60" w:line="300" w:lineRule="auto"/>
-      </w:pPr>
-      <w:r>
-        <w:rPr>
-          <w:rFonts w:ascii="Jost" w:hAnsi="Jost" w:cs="Jost" w:eastAsia="Jost"/>
-          <w:b w:val="0"/>
-          <w:i w:val="0"/>
-          <w:color w:val="4A3A2C"/>
-          <w:sz w:val="20"/>
-        </w:rPr>
-        <w:t>allergic reaction, which can rarely be severe (anaphylaxis)</w:t>
-      </w:r>
-    </w:p>
-    <w:p>
-      <w:pPr>
-        <w:pStyle w:val="ListBullet"/>
-        <w:spacing w:before="0" w:after="60" w:line="300" w:lineRule="auto"/>
-      </w:pPr>
-      <w:r>
-        <w:rPr>
-          <w:rFonts w:ascii="Jost" w:hAnsi="Jost" w:cs="Jost" w:eastAsia="Jost"/>
-          <w:b w:val="0"/>
-          <w:i w:val="0"/>
-          <w:color w:val="4A3A2C"/>
-          <w:sz w:val="20"/>
-        </w:rPr>
-        <w:t>fluid or electrolyte imbalance, particularly with kidney or heart conditions</w:t>
-      </w:r>
-    </w:p>
-    <w:p>
-      <w:pPr>
-        <w:keepNext/>
-        <w:spacing w:before="200" w:after="60" w:line="264" w:lineRule="auto"/>
-      </w:pPr>
-      <w:r>
-        <w:rPr>
-          <w:rFonts w:ascii="Jost" w:hAnsi="Jost" w:cs="Jost" w:eastAsia="Jost"/>
-          <w:b/>
-          <w:color w:val="A6754C"/>
-          <w:sz w:val="17"/>
-        </w:rPr>
-        <w:t>I CONFIRM</w:t>
-      </w:r>
-    </w:p>
-    <w:tbl>
-      <w:tblPr>
-        <w:tblW w:type="auto" w:w="0"/>
-        <w:jc w:val="center"/>
-        <w:tblLook w:firstColumn="1" w:firstRow="1" w:lastColumn="0" w:lastRow="0" w:noHBand="0" w:noVBand="1" w:val="04A0"/>
-        <w:tblBorders>
-          <w:top w:val="single" w:sz="4" w:color="DCC6B0"/>
-          <w:left w:val="single" w:sz="4" w:color="DCC6B0"/>
-          <w:bottom w:val="single" w:sz="4" w:color="DCC6B0"/>
-          <w:right w:val="single" w:sz="4" w:color="DCC6B0"/>
-          <w:insideH w:val="single" w:sz="4" w:color="DCC6B0"/>
-          <w:insideV w:val="single" w:sz="4" w:color="DCC6B0"/>
-        </w:tblBorders>
-      </w:tblPr>
-      <w:tblGrid>
-        <w:gridCol w:w="4706"/>
-        <w:gridCol w:w="4706"/>
-      </w:tblGrid>
-      <w:tr>
-        <w:trPr>
-          <w:tblHeader w:val="true"/>
-        </w:trPr>
-        <w:tc>
-          <w:tcPr>
-            <w:tcW w:type="dxa" w:w="4706"/>
-            <w:shd w:val="clear" w:color="auto" w:fill="221913"/>
-          </w:tcPr>
-          <w:p>
-            <w:pPr>
-              <w:spacing w:before="40" w:after="40" w:line="276" w:lineRule="auto"/>
-            </w:pPr>
-            <w:r>
-              <w:rPr>
-                <w:rFonts w:ascii="Jost" w:hAnsi="Jost" w:cs="Jost" w:eastAsia="Jost"/>
-                <w:b/>
-                <w:i w:val="0"/>
-                <w:color w:val="FBF5EE"/>
-                <w:sz w:val="17"/>
-              </w:rPr>
-              <w:t>☐</w:t>
-            </w:r>
-          </w:p>
-        </w:tc>
-        <w:tc>
-          <w:tcPr>
-            <w:tcW w:type="dxa" w:w="4706"/>
-            <w:shd w:val="clear" w:color="auto" w:fill="221913"/>
-          </w:tcPr>
-          <w:p>
-            <w:pPr>
-              <w:spacing w:before="40" w:after="40" w:line="276" w:lineRule="auto"/>
-            </w:pPr>
-            <w:r>
-              <w:rPr>
-                <w:rFonts w:ascii="Jost" w:hAnsi="Jost" w:cs="Jost" w:eastAsia="Jost"/>
-                <w:b/>
-                <w:i w:val="0"/>
-                <w:color w:val="FBF5EE"/>
-                <w:sz w:val="17"/>
-              </w:rPr>
-              <w:t>Statement</w:t>
-            </w:r>
-          </w:p>
-        </w:tc>
-      </w:tr>
-      <w:tr>
-        <w:tc>
-          <w:tcPr>
-            <w:tcW w:type="dxa" w:w="4706"/>
-          </w:tcPr>
-          <w:p>
-            <w:pPr>
-              <w:spacing w:before="40" w:after="40" w:line="276" w:lineRule="auto"/>
-            </w:pPr>
-            <w:r>
-              <w:rPr>
-                <w:rFonts w:ascii="Jost" w:hAnsi="Jost" w:cs="Jost" w:eastAsia="Jost"/>
-                <w:b w:val="0"/>
-                <w:i w:val="0"/>
-                <w:color w:val="4A3A2C"/>
-                <w:sz w:val="17"/>
-              </w:rPr>
-              <w:t>☐</w:t>
-            </w:r>
-          </w:p>
-        </w:tc>
-        <w:tc>
-          <w:tcPr>
-            <w:tcW w:type="dxa" w:w="4706"/>
-          </w:tcPr>
-          <w:p>
-            <w:pPr>
-              <w:spacing w:before="40" w:after="40" w:line="276" w:lineRule="auto"/>
-            </w:pPr>
-            <w:r>
-              <w:rPr>
-                <w:rFonts w:ascii="Jost" w:hAnsi="Jost" w:cs="Jost" w:eastAsia="Jost"/>
-                <w:b w:val="0"/>
-                <w:i w:val="0"/>
-                <w:color w:val="4A3A2C"/>
-                <w:sz w:val="17"/>
-              </w:rPr>
-              <w:t>I have had a clinical assessment and the formula, its purpose and risks have been explained.</w:t>
-            </w:r>
-          </w:p>
-        </w:tc>
-      </w:tr>
-      <w:tr>
-        <w:tc>
-          <w:tcPr>
-            <w:tcW w:type="dxa" w:w="4706"/>
-            <w:shd w:val="clear" w:color="auto" w:fill="FBF5EE"/>
-          </w:tcPr>
-          <w:p>
-            <w:pPr>
-              <w:spacing w:before="40" w:after="40" w:line="276" w:lineRule="auto"/>
-            </w:pPr>
-            <w:r>
-              <w:rPr>
-                <w:rFonts w:ascii="Jost" w:hAnsi="Jost" w:cs="Jost" w:eastAsia="Jost"/>
-                <w:b w:val="0"/>
-                <w:i w:val="0"/>
-                <w:color w:val="4A3A2C"/>
-                <w:sz w:val="17"/>
-              </w:rPr>
-              <w:t>☐</w:t>
-            </w:r>
-          </w:p>
-        </w:tc>
-        <w:tc>
-          <w:tcPr>
-            <w:tcW w:type="dxa" w:w="4706"/>
-            <w:shd w:val="clear" w:color="auto" w:fill="FBF5EE"/>
-          </w:tcPr>
-          <w:p>
-            <w:pPr>
-              <w:spacing w:before="40" w:after="40" w:line="276" w:lineRule="auto"/>
-            </w:pPr>
-            <w:r>
-              <w:rPr>
-                <w:rFonts w:ascii="Jost" w:hAnsi="Jost" w:cs="Jost" w:eastAsia="Jost"/>
-                <w:b w:val="0"/>
-                <w:i w:val="0"/>
-                <w:color w:val="4A3A2C"/>
-                <w:sz w:val="17"/>
-              </w:rPr>
-              <w:t>I have disclosed all medications, allergies, pregnancy or breastfeeding, and kidney, liver or heart conditions.</w:t>
-            </w:r>
-          </w:p>
-        </w:tc>
-      </w:tr>
-      <w:tr>
-        <w:tc>
-          <w:tcPr>
-            <w:tcW w:type="dxa" w:w="4706"/>
-          </w:tcPr>
-          <w:p>
-            <w:pPr>
-              <w:spacing w:before="40" w:after="40" w:line="276" w:lineRule="auto"/>
-            </w:pPr>
-            <w:r>
-              <w:rPr>
-                <w:rFonts w:ascii="Jost" w:hAnsi="Jost" w:cs="Jost" w:eastAsia="Jost"/>
-                <w:b w:val="0"/>
-                <w:i w:val="0"/>
-                <w:color w:val="4A3A2C"/>
-                <w:sz w:val="17"/>
-              </w:rPr>
-              <w:t>☐</w:t>
-            </w:r>
-          </w:p>
-        </w:tc>
-        <w:tc>
-          <w:tcPr>
-            <w:tcW w:type="dxa" w:w="4706"/>
-          </w:tcPr>
-          <w:p>
-            <w:pPr>
-              <w:spacing w:before="40" w:after="40" w:line="276" w:lineRule="auto"/>
-            </w:pPr>
-            <w:r>
-              <w:rPr>
-                <w:rFonts w:ascii="Jost" w:hAnsi="Jost" w:cs="Jost" w:eastAsia="Jost"/>
-                <w:b w:val="0"/>
-                <w:i w:val="0"/>
-                <w:color w:val="4A3A2C"/>
-                <w:sz w:val="17"/>
-              </w:rPr>
-              <w:t>I understand IV therapy is a wellness service and not a treatment for any disease.</w:t>
-            </w:r>
-          </w:p>
-        </w:tc>
-      </w:tr>
-      <w:tr>
-        <w:tc>
-          <w:tcPr>
-            <w:tcW w:type="dxa" w:w="4706"/>
-            <w:shd w:val="clear" w:color="auto" w:fill="FBF5EE"/>
-          </w:tcPr>
-          <w:p>
-            <w:pPr>
-              <w:spacing w:before="40" w:after="40" w:line="276" w:lineRule="auto"/>
-            </w:pPr>
-            <w:r>
-              <w:rPr>
-                <w:rFonts w:ascii="Jost" w:hAnsi="Jost" w:cs="Jost" w:eastAsia="Jost"/>
-                <w:b w:val="0"/>
-                <w:i w:val="0"/>
-                <w:color w:val="4A3A2C"/>
-                <w:sz w:val="17"/>
-              </w:rPr>
-              <w:t>☐</w:t>
-            </w:r>
-          </w:p>
-        </w:tc>
-        <w:tc>
-          <w:tcPr>
-            <w:tcW w:type="dxa" w:w="4706"/>
-            <w:shd w:val="clear" w:color="auto" w:fill="FBF5EE"/>
-          </w:tcPr>
-          <w:p>
-            <w:pPr>
-              <w:spacing w:before="40" w:after="40" w:line="276" w:lineRule="auto"/>
-            </w:pPr>
-            <w:r>
-              <w:rPr>
-                <w:rFonts w:ascii="Jost" w:hAnsi="Jost" w:cs="Jost" w:eastAsia="Jost"/>
-                <w:b w:val="0"/>
-                <w:i w:val="0"/>
-                <w:color w:val="4A3A2C"/>
-                <w:sz w:val="17"/>
-              </w:rPr>
-              <w:t>I will tell the clinician immediately if I feel pain, itching, shortness of breath or unwell.</w:t>
-            </w:r>
-          </w:p>
-        </w:tc>
-      </w:tr>
-      <w:tr>
-        <w:tc>
-          <w:tcPr>
-            <w:tcW w:type="dxa" w:w="4706"/>
-          </w:tcPr>
-          <w:p>
-            <w:pPr>
-              <w:spacing w:before="40" w:after="40" w:line="276" w:lineRule="auto"/>
-            </w:pPr>
-            <w:r>
-              <w:rPr>
-                <w:rFonts w:ascii="Jost" w:hAnsi="Jost" w:cs="Jost" w:eastAsia="Jost"/>
-                <w:b w:val="0"/>
-                <w:i w:val="0"/>
-                <w:color w:val="4A3A2C"/>
-                <w:sz w:val="17"/>
-              </w:rPr>
-              <w:t>☐</w:t>
-            </w:r>
-          </w:p>
-        </w:tc>
-        <w:tc>
-          <w:tcPr>
-            <w:tcW w:type="dxa" w:w="4706"/>
-          </w:tcPr>
-          <w:p>
-            <w:pPr>
-              <w:spacing w:before="40" w:after="40" w:line="276" w:lineRule="auto"/>
-            </w:pPr>
-            <w:r>
-              <w:rPr>
-                <w:rFonts w:ascii="Jost" w:hAnsi="Jost" w:cs="Jost" w:eastAsia="Jost"/>
-                <w:b w:val="0"/>
-                <w:i w:val="0"/>
-                <w:color w:val="4A3A2C"/>
-                <w:sz w:val="17"/>
-              </w:rPr>
-              <w:t>I consent to the clinician inserting a cannula and administering the formula listed above.</w:t>
-            </w:r>
-          </w:p>
-        </w:tc>
-      </w:tr>
-    </w:tbl>
-    <w:p>
-      <w:pPr>
-        <w:spacing w:before="0" w:after="80" w:line="240" w:lineRule="auto"/>
-      </w:pPr>
-    </w:p>
-    <w:tbl>
-      <w:tblPr>
-        <w:tblW w:type="auto" w:w="0"/>
-        <w:jc w:val="center"/>
-        <w:tblLook w:firstColumn="1" w:firstRow="1" w:lastColumn="0" w:lastRow="0" w:noHBand="0" w:noVBand="1" w:val="04A0"/>
-        <w:tblBorders>
-          <w:top w:val="single" w:sz="4" w:color="DCC6B0"/>
-          <w:left w:val="single" w:sz="4" w:color="DCC6B0"/>
-          <w:bottom w:val="single" w:sz="4" w:color="DCC6B0"/>
-          <w:right w:val="single" w:sz="4" w:color="DCC6B0"/>
-          <w:insideH w:val="single" w:sz="4" w:color="DCC6B0"/>
-          <w:insideV w:val="single" w:sz="4" w:color="DCC6B0"/>
-        </w:tblBorders>
-      </w:tblPr>
-      <w:tblGrid>
         <w:gridCol w:w="3137"/>
         <w:gridCol w:w="3137"/>
         <w:gridCol w:w="3137"/>
@@ -2825,972 +1889,7 @@
                 <w:color w:val="FBF5EE"/>
                 <w:sz w:val="17"/>
               </w:rPr>
-              <w:t>Guest name</w:t>
-            </w:r>
-          </w:p>
-        </w:tc>
-        <w:tc>
-          <w:tcPr>
-            <w:tcW w:type="dxa" w:w="3137"/>
-            <w:shd w:val="clear" w:color="auto" w:fill="221913"/>
-          </w:tcPr>
-          <w:p>
-            <w:pPr>
-              <w:spacing w:before="40" w:after="40" w:line="276" w:lineRule="auto"/>
-            </w:pPr>
-            <w:r>
-              <w:rPr>
-                <w:rFonts w:ascii="Jost" w:hAnsi="Jost" w:cs="Jost" w:eastAsia="Jost"/>
-                <w:b/>
-                <w:i w:val="0"/>
-                <w:color w:val="FBF5EE"/>
-                <w:sz w:val="17"/>
-              </w:rPr>
-              <w:t>Signature</w:t>
-            </w:r>
-          </w:p>
-        </w:tc>
-        <w:tc>
-          <w:tcPr>
-            <w:tcW w:type="dxa" w:w="3137"/>
-            <w:shd w:val="clear" w:color="auto" w:fill="221913"/>
-          </w:tcPr>
-          <w:p>
-            <w:pPr>
-              <w:spacing w:before="40" w:after="40" w:line="276" w:lineRule="auto"/>
-            </w:pPr>
-            <w:r>
-              <w:rPr>
-                <w:rFonts w:ascii="Jost" w:hAnsi="Jost" w:cs="Jost" w:eastAsia="Jost"/>
-                <w:b/>
-                <w:i w:val="0"/>
-                <w:color w:val="FBF5EE"/>
-                <w:sz w:val="17"/>
-              </w:rPr>
-              <w:t>Date</w:t>
-            </w:r>
-          </w:p>
-        </w:tc>
-      </w:tr>
-      <w:tr>
-        <w:tc>
-          <w:tcPr>
-            <w:tcW w:type="dxa" w:w="3137"/>
-          </w:tcPr>
-          <w:p>
-            <w:pPr>
-              <w:spacing w:before="40" w:after="40" w:line="276" w:lineRule="auto"/>
-            </w:pPr>
-            <w:r>
-              <w:rPr>
-                <w:rFonts w:ascii="Jost" w:hAnsi="Jost" w:cs="Jost" w:eastAsia="Jost"/>
-                <w:b w:val="0"/>
-                <w:i w:val="0"/>
-                <w:color w:val="4A3A2C"/>
-                <w:sz w:val="17"/>
-              </w:rPr>
-              <w:t>__________________</w:t>
-            </w:r>
-          </w:p>
-        </w:tc>
-        <w:tc>
-          <w:tcPr>
-            <w:tcW w:type="dxa" w:w="3137"/>
-          </w:tcPr>
-          <w:p>
-            <w:pPr>
-              <w:spacing w:before="40" w:after="40" w:line="276" w:lineRule="auto"/>
-            </w:pPr>
-            <w:r>
-              <w:rPr>
-                <w:rFonts w:ascii="Jost" w:hAnsi="Jost" w:cs="Jost" w:eastAsia="Jost"/>
-                <w:b w:val="0"/>
-                <w:i w:val="0"/>
-                <w:color w:val="4A3A2C"/>
-                <w:sz w:val="17"/>
-              </w:rPr>
-              <w:t>__________________</w:t>
-            </w:r>
-          </w:p>
-        </w:tc>
-        <w:tc>
-          <w:tcPr>
-            <w:tcW w:type="dxa" w:w="3137"/>
-          </w:tcPr>
-          <w:p>
-            <w:pPr>
-              <w:spacing w:before="40" w:after="40" w:line="276" w:lineRule="auto"/>
-            </w:pPr>
-            <w:r>
-              <w:rPr>
-                <w:rFonts w:ascii="Jost" w:hAnsi="Jost" w:cs="Jost" w:eastAsia="Jost"/>
-                <w:b w:val="0"/>
-                <w:i w:val="0"/>
-                <w:color w:val="4A3A2C"/>
-                <w:sz w:val="17"/>
-              </w:rPr>
-              <w:t>____ / ____ / ______</w:t>
-            </w:r>
-          </w:p>
-        </w:tc>
-      </w:tr>
-    </w:tbl>
-    <w:p>
-      <w:pPr>
-        <w:spacing w:before="0" w:after="80" w:line="240" w:lineRule="auto"/>
-      </w:pPr>
-    </w:p>
-    <w:tbl>
-      <w:tblPr>
-        <w:tblW w:type="auto" w:w="0"/>
-        <w:jc w:val="center"/>
-        <w:tblLook w:firstColumn="1" w:firstRow="1" w:lastColumn="0" w:lastRow="0" w:noHBand="0" w:noVBand="1" w:val="04A0"/>
-        <w:tblBorders>
-          <w:top w:val="single" w:sz="4" w:color="DCC6B0"/>
-          <w:left w:val="single" w:sz="4" w:color="DCC6B0"/>
-          <w:bottom w:val="single" w:sz="4" w:color="DCC6B0"/>
-          <w:right w:val="single" w:sz="4" w:color="DCC6B0"/>
-          <w:insideH w:val="single" w:sz="4" w:color="DCC6B0"/>
-          <w:insideV w:val="single" w:sz="4" w:color="DCC6B0"/>
-        </w:tblBorders>
-      </w:tblPr>
-      <w:tblGrid>
-        <w:gridCol w:w="2353"/>
-        <w:gridCol w:w="2353"/>
-        <w:gridCol w:w="2353"/>
-        <w:gridCol w:w="2353"/>
-      </w:tblGrid>
-      <w:tr>
-        <w:trPr>
-          <w:tblHeader w:val="true"/>
-        </w:trPr>
-        <w:tc>
-          <w:tcPr>
-            <w:tcW w:type="dxa" w:w="2353"/>
-            <w:shd w:val="clear" w:color="auto" w:fill="221913"/>
-          </w:tcPr>
-          <w:p>
-            <w:pPr>
-              <w:spacing w:before="40" w:after="40" w:line="276" w:lineRule="auto"/>
-            </w:pPr>
-            <w:r>
-              <w:rPr>
-                <w:rFonts w:ascii="Jost" w:hAnsi="Jost" w:cs="Jost" w:eastAsia="Jost"/>
-                <w:b/>
-                <w:i w:val="0"/>
-                <w:color w:val="FBF5EE"/>
-                <w:sz w:val="17"/>
-              </w:rPr>
-              <w:t>Clinician name</w:t>
-            </w:r>
-          </w:p>
-        </w:tc>
-        <w:tc>
-          <w:tcPr>
-            <w:tcW w:type="dxa" w:w="2353"/>
-            <w:shd w:val="clear" w:color="auto" w:fill="221913"/>
-          </w:tcPr>
-          <w:p>
-            <w:pPr>
-              <w:spacing w:before="40" w:after="40" w:line="276" w:lineRule="auto"/>
-            </w:pPr>
-            <w:r>
-              <w:rPr>
-                <w:rFonts w:ascii="Jost" w:hAnsi="Jost" w:cs="Jost" w:eastAsia="Jost"/>
-                <w:b/>
-                <w:i w:val="0"/>
-                <w:color w:val="FBF5EE"/>
-                <w:sz w:val="17"/>
-              </w:rPr>
-              <w:t>DHA licence no.</w:t>
-            </w:r>
-          </w:p>
-        </w:tc>
-        <w:tc>
-          <w:tcPr>
-            <w:tcW w:type="dxa" w:w="2353"/>
-            <w:shd w:val="clear" w:color="auto" w:fill="221913"/>
-          </w:tcPr>
-          <w:p>
-            <w:pPr>
-              <w:spacing w:before="40" w:after="40" w:line="276" w:lineRule="auto"/>
-            </w:pPr>
-            <w:r>
-              <w:rPr>
-                <w:rFonts w:ascii="Jost" w:hAnsi="Jost" w:cs="Jost" w:eastAsia="Jost"/>
-                <w:b/>
-                <w:i w:val="0"/>
-                <w:color w:val="FBF5EE"/>
-                <w:sz w:val="17"/>
-              </w:rPr>
-              <w:t>Signature</w:t>
-            </w:r>
-          </w:p>
-        </w:tc>
-        <w:tc>
-          <w:tcPr>
-            <w:tcW w:type="dxa" w:w="2353"/>
-            <w:shd w:val="clear" w:color="auto" w:fill="221913"/>
-          </w:tcPr>
-          <w:p>
-            <w:pPr>
-              <w:spacing w:before="40" w:after="40" w:line="276" w:lineRule="auto"/>
-            </w:pPr>
-            <w:r>
-              <w:rPr>
-                <w:rFonts w:ascii="Jost" w:hAnsi="Jost" w:cs="Jost" w:eastAsia="Jost"/>
-                <w:b/>
-                <w:i w:val="0"/>
-                <w:color w:val="FBF5EE"/>
-                <w:sz w:val="17"/>
-              </w:rPr>
-              <w:t>Date</w:t>
-            </w:r>
-          </w:p>
-        </w:tc>
-      </w:tr>
-      <w:tr>
-        <w:tc>
-          <w:tcPr>
-            <w:tcW w:type="dxa" w:w="2353"/>
-          </w:tcPr>
-          <w:p>
-            <w:pPr>
-              <w:spacing w:before="40" w:after="40" w:line="276" w:lineRule="auto"/>
-            </w:pPr>
-            <w:r>
-              <w:rPr>
-                <w:rFonts w:ascii="Jost" w:hAnsi="Jost" w:cs="Jost" w:eastAsia="Jost"/>
-                <w:b w:val="0"/>
-                <w:i w:val="0"/>
-                <w:color w:val="4A3A2C"/>
-                <w:sz w:val="17"/>
-              </w:rPr>
-              <w:t>__________________</w:t>
-            </w:r>
-          </w:p>
-        </w:tc>
-        <w:tc>
-          <w:tcPr>
-            <w:tcW w:type="dxa" w:w="2353"/>
-          </w:tcPr>
-          <w:p>
-            <w:pPr>
-              <w:spacing w:before="40" w:after="40" w:line="276" w:lineRule="auto"/>
-            </w:pPr>
-            <w:r>
-              <w:rPr>
-                <w:rFonts w:ascii="Jost" w:hAnsi="Jost" w:cs="Jost" w:eastAsia="Jost"/>
-                <w:b w:val="0"/>
-                <w:i w:val="0"/>
-                <w:color w:val="A6754C"/>
-                <w:sz w:val="17"/>
-              </w:rPr>
-              <w:t>[DHA licence no.]</w:t>
-            </w:r>
-          </w:p>
-        </w:tc>
-        <w:tc>
-          <w:tcPr>
-            <w:tcW w:type="dxa" w:w="2353"/>
-          </w:tcPr>
-          <w:p>
-            <w:pPr>
-              <w:spacing w:before="40" w:after="40" w:line="276" w:lineRule="auto"/>
-            </w:pPr>
-            <w:r>
-              <w:rPr>
-                <w:rFonts w:ascii="Jost" w:hAnsi="Jost" w:cs="Jost" w:eastAsia="Jost"/>
-                <w:b w:val="0"/>
-                <w:i w:val="0"/>
-                <w:color w:val="4A3A2C"/>
-                <w:sz w:val="17"/>
-              </w:rPr>
-              <w:t>__________________</w:t>
-            </w:r>
-          </w:p>
-        </w:tc>
-        <w:tc>
-          <w:tcPr>
-            <w:tcW w:type="dxa" w:w="2353"/>
-          </w:tcPr>
-          <w:p>
-            <w:pPr>
-              <w:spacing w:before="40" w:after="40" w:line="276" w:lineRule="auto"/>
-            </w:pPr>
-            <w:r>
-              <w:rPr>
-                <w:rFonts w:ascii="Jost" w:hAnsi="Jost" w:cs="Jost" w:eastAsia="Jost"/>
-                <w:b w:val="0"/>
-                <w:i w:val="0"/>
-                <w:color w:val="4A3A2C"/>
-                <w:sz w:val="17"/>
-              </w:rPr>
-              <w:t>____ / ____ / ______</w:t>
-            </w:r>
-          </w:p>
-        </w:tc>
-      </w:tr>
-    </w:tbl>
-    <w:p>
-      <w:pPr>
-        <w:spacing w:before="0" w:after="80" w:line="240" w:lineRule="auto"/>
-      </w:pPr>
-    </w:p>
-    <w:p>
-      <w:r>
-        <w:br w:type="page"/>
-      </w:r>
-    </w:p>
-    <w:p>
-      <w:pPr>
-        <w:keepNext/>
-        <w:spacing w:before="280" w:after="100" w:line="264" w:lineRule="auto"/>
-      </w:pPr>
-      <w:r>
-        <w:rPr>
-          <w:rFonts w:ascii="Marcellus" w:hAnsi="Marcellus" w:cs="Marcellus" w:eastAsia="Marcellus"/>
-          <w:color w:val="221913"/>
-          <w:sz w:val="28"/>
-        </w:rPr>
-        <w:t>4. Float &amp; Sensory Reset</w:t>
-      </w:r>
-    </w:p>
-    <w:p>
-      <w:pPr>
-        <w:keepNext/>
-        <w:spacing w:before="200" w:after="60" w:line="264" w:lineRule="auto"/>
-      </w:pPr>
-      <w:r>
-        <w:rPr>
-          <w:rFonts w:ascii="Jost" w:hAnsi="Jost" w:cs="Jost" w:eastAsia="Jost"/>
-          <w:b/>
-          <w:color w:val="A6754C"/>
-          <w:sz w:val="17"/>
-        </w:rPr>
-        <w:t>WHAT IT IS</w:t>
-      </w:r>
-    </w:p>
-    <w:p>
-      <w:pPr>
-        <w:spacing w:before="0" w:after="120" w:line="312" w:lineRule="auto"/>
-      </w:pPr>
-      <w:r>
-        <w:rPr>
-          <w:rFonts w:ascii="Jost" w:hAnsi="Jost" w:cs="Jost" w:eastAsia="Jost"/>
-          <w:b w:val="0"/>
-          <w:i w:val="0"/>
-          <w:color w:val="4A3A2C"/>
-          <w:sz w:val="20"/>
-        </w:rPr>
-        <w:t>A 60-minute float in a private tank of skin-temperature water with 500 kg of Epsom salt, so you float effortlessly in silence and darkness. You control the light and can open the door at any time.</w:t>
-      </w:r>
-    </w:p>
-    <w:p>
-      <w:pPr>
-        <w:keepNext/>
-        <w:spacing w:before="200" w:after="60" w:line="264" w:lineRule="auto"/>
-      </w:pPr>
-      <w:r>
-        <w:rPr>
-          <w:rFonts w:ascii="Jost" w:hAnsi="Jost" w:cs="Jost" w:eastAsia="Jost"/>
-          <w:b/>
-          <w:color w:val="A6754C"/>
-          <w:sz w:val="17"/>
-        </w:rPr>
-        <w:t>WHAT YOU MAY FEEL</w:t>
-      </w:r>
-    </w:p>
-    <w:p>
-      <w:pPr>
-        <w:spacing w:before="0" w:after="120" w:line="312" w:lineRule="auto"/>
-      </w:pPr>
-      <w:r>
-        <w:rPr>
-          <w:rFonts w:ascii="Jost" w:hAnsi="Jost" w:cs="Jost" w:eastAsia="Jost"/>
-          <w:b w:val="0"/>
-          <w:i w:val="0"/>
-          <w:color w:val="4A3A2C"/>
-          <w:sz w:val="20"/>
-        </w:rPr>
-        <w:t>Weightlessness, deep rest and a loosening of muscle tension. Some guests notice vivid thoughts, emotions or a changed sense of time.</w:t>
-      </w:r>
-    </w:p>
-    <w:p>
-      <w:pPr>
-        <w:keepNext/>
-        <w:spacing w:before="200" w:after="60" w:line="264" w:lineRule="auto"/>
-      </w:pPr>
-      <w:r>
-        <w:rPr>
-          <w:rFonts w:ascii="Jost" w:hAnsi="Jost" w:cs="Jost" w:eastAsia="Jost"/>
-          <w:b/>
-          <w:color w:val="A6754C"/>
-          <w:sz w:val="17"/>
-        </w:rPr>
-        <w:t>RISKS</w:t>
-      </w:r>
-    </w:p>
-    <w:p>
-      <w:pPr>
-        <w:pStyle w:val="ListBullet"/>
-        <w:spacing w:before="0" w:after="60" w:line="300" w:lineRule="auto"/>
-      </w:pPr>
-      <w:r>
-        <w:rPr>
-          <w:rFonts w:ascii="Jost" w:hAnsi="Jost" w:cs="Jost" w:eastAsia="Jost"/>
-          <w:b w:val="0"/>
-          <w:i w:val="0"/>
-          <w:color w:val="4A3A2C"/>
-          <w:sz w:val="20"/>
-        </w:rPr>
-        <w:t>salt stinging in cuts or eyes</w:t>
-      </w:r>
-    </w:p>
-    <w:p>
-      <w:pPr>
-        <w:pStyle w:val="ListBullet"/>
-        <w:spacing w:before="0" w:after="60" w:line="300" w:lineRule="auto"/>
-      </w:pPr>
-      <w:r>
-        <w:rPr>
-          <w:rFonts w:ascii="Jost" w:hAnsi="Jost" w:cs="Jost" w:eastAsia="Jost"/>
-          <w:b w:val="0"/>
-          <w:i w:val="0"/>
-          <w:color w:val="4A3A2C"/>
-          <w:sz w:val="20"/>
-        </w:rPr>
-        <w:t>light-headedness on standing up afterwards</w:t>
-      </w:r>
-    </w:p>
-    <w:p>
-      <w:pPr>
-        <w:pStyle w:val="ListBullet"/>
-        <w:spacing w:before="0" w:after="60" w:line="300" w:lineRule="auto"/>
-      </w:pPr>
-      <w:r>
-        <w:rPr>
-          <w:rFonts w:ascii="Jost" w:hAnsi="Jost" w:cs="Jost" w:eastAsia="Jost"/>
-          <w:b w:val="0"/>
-          <w:i w:val="0"/>
-          <w:color w:val="4A3A2C"/>
-          <w:sz w:val="20"/>
-        </w:rPr>
-        <w:t>anxiety or disorientation in darkness or enclosed space</w:t>
-      </w:r>
-    </w:p>
-    <w:p>
-      <w:pPr>
-        <w:pStyle w:val="ListBullet"/>
-        <w:spacing w:before="0" w:after="60" w:line="300" w:lineRule="auto"/>
-      </w:pPr>
-      <w:r>
-        <w:rPr>
-          <w:rFonts w:ascii="Jost" w:hAnsi="Jost" w:cs="Jost" w:eastAsia="Jost"/>
-          <w:b w:val="0"/>
-          <w:i w:val="0"/>
-          <w:color w:val="4A3A2C"/>
-          <w:sz w:val="20"/>
-        </w:rPr>
-        <w:t>slips on wet floors</w:t>
-      </w:r>
-    </w:p>
-    <w:p>
-      <w:pPr>
-        <w:keepNext/>
-        <w:spacing w:before="200" w:after="60" w:line="264" w:lineRule="auto"/>
-      </w:pPr>
-      <w:r>
-        <w:rPr>
-          <w:rFonts w:ascii="Jost" w:hAnsi="Jost" w:cs="Jost" w:eastAsia="Jost"/>
-          <w:b/>
-          <w:color w:val="A6754C"/>
-          <w:sz w:val="17"/>
-        </w:rPr>
-        <w:t>I CONFIRM</w:t>
-      </w:r>
-    </w:p>
-    <w:tbl>
-      <w:tblPr>
-        <w:tblW w:type="auto" w:w="0"/>
-        <w:jc w:val="center"/>
-        <w:tblLook w:firstColumn="1" w:firstRow="1" w:lastColumn="0" w:lastRow="0" w:noHBand="0" w:noVBand="1" w:val="04A0"/>
-        <w:tblBorders>
-          <w:top w:val="single" w:sz="4" w:color="DCC6B0"/>
-          <w:left w:val="single" w:sz="4" w:color="DCC6B0"/>
-          <w:bottom w:val="single" w:sz="4" w:color="DCC6B0"/>
-          <w:right w:val="single" w:sz="4" w:color="DCC6B0"/>
-          <w:insideH w:val="single" w:sz="4" w:color="DCC6B0"/>
-          <w:insideV w:val="single" w:sz="4" w:color="DCC6B0"/>
-        </w:tblBorders>
-      </w:tblPr>
-      <w:tblGrid>
-        <w:gridCol w:w="4706"/>
-        <w:gridCol w:w="4706"/>
-      </w:tblGrid>
-      <w:tr>
-        <w:trPr>
-          <w:tblHeader w:val="true"/>
-        </w:trPr>
-        <w:tc>
-          <w:tcPr>
-            <w:tcW w:type="dxa" w:w="4706"/>
-            <w:shd w:val="clear" w:color="auto" w:fill="221913"/>
-          </w:tcPr>
-          <w:p>
-            <w:pPr>
-              <w:spacing w:before="40" w:after="40" w:line="276" w:lineRule="auto"/>
-            </w:pPr>
-            <w:r>
-              <w:rPr>
-                <w:rFonts w:ascii="Jost" w:hAnsi="Jost" w:cs="Jost" w:eastAsia="Jost"/>
-                <w:b/>
-                <w:i w:val="0"/>
-                <w:color w:val="FBF5EE"/>
-                <w:sz w:val="17"/>
-              </w:rPr>
-              <w:t>☐</w:t>
-            </w:r>
-          </w:p>
-        </w:tc>
-        <w:tc>
-          <w:tcPr>
-            <w:tcW w:type="dxa" w:w="4706"/>
-            <w:shd w:val="clear" w:color="auto" w:fill="221913"/>
-          </w:tcPr>
-          <w:p>
-            <w:pPr>
-              <w:spacing w:before="40" w:after="40" w:line="276" w:lineRule="auto"/>
-            </w:pPr>
-            <w:r>
-              <w:rPr>
-                <w:rFonts w:ascii="Jost" w:hAnsi="Jost" w:cs="Jost" w:eastAsia="Jost"/>
-                <w:b/>
-                <w:i w:val="0"/>
-                <w:color w:val="FBF5EE"/>
-                <w:sz w:val="17"/>
-              </w:rPr>
-              <w:t>Statement</w:t>
-            </w:r>
-          </w:p>
-        </w:tc>
-      </w:tr>
-      <w:tr>
-        <w:tc>
-          <w:tcPr>
-            <w:tcW w:type="dxa" w:w="4706"/>
-          </w:tcPr>
-          <w:p>
-            <w:pPr>
-              <w:spacing w:before="40" w:after="40" w:line="276" w:lineRule="auto"/>
-            </w:pPr>
-            <w:r>
-              <w:rPr>
-                <w:rFonts w:ascii="Jost" w:hAnsi="Jost" w:cs="Jost" w:eastAsia="Jost"/>
-                <w:b w:val="0"/>
-                <w:i w:val="0"/>
-                <w:color w:val="4A3A2C"/>
-                <w:sz w:val="17"/>
-              </w:rPr>
-              <w:t>☐</w:t>
-            </w:r>
-          </w:p>
-        </w:tc>
-        <w:tc>
-          <w:tcPr>
-            <w:tcW w:type="dxa" w:w="4706"/>
-          </w:tcPr>
-          <w:p>
-            <w:pPr>
-              <w:spacing w:before="40" w:after="40" w:line="276" w:lineRule="auto"/>
-            </w:pPr>
-            <w:r>
-              <w:rPr>
-                <w:rFonts w:ascii="Jost" w:hAnsi="Jost" w:cs="Jost" w:eastAsia="Jost"/>
-                <w:b w:val="0"/>
-                <w:i w:val="0"/>
-                <w:color w:val="4A3A2C"/>
-                <w:sz w:val="17"/>
-              </w:rPr>
-              <w:t>I have no open wounds, fresh tattoos, contagious skin condition or uncontrolled epilepsy.</w:t>
-            </w:r>
-          </w:p>
-        </w:tc>
-      </w:tr>
-      <w:tr>
-        <w:tc>
-          <w:tcPr>
-            <w:tcW w:type="dxa" w:w="4706"/>
-            <w:shd w:val="clear" w:color="auto" w:fill="FBF5EE"/>
-          </w:tcPr>
-          <w:p>
-            <w:pPr>
-              <w:spacing w:before="40" w:after="40" w:line="276" w:lineRule="auto"/>
-            </w:pPr>
-            <w:r>
-              <w:rPr>
-                <w:rFonts w:ascii="Jost" w:hAnsi="Jost" w:cs="Jost" w:eastAsia="Jost"/>
-                <w:b w:val="0"/>
-                <w:i w:val="0"/>
-                <w:color w:val="4A3A2C"/>
-                <w:sz w:val="17"/>
-              </w:rPr>
-              <w:t>☐</w:t>
-            </w:r>
-          </w:p>
-        </w:tc>
-        <w:tc>
-          <w:tcPr>
-            <w:tcW w:type="dxa" w:w="4706"/>
-            <w:shd w:val="clear" w:color="auto" w:fill="FBF5EE"/>
-          </w:tcPr>
-          <w:p>
-            <w:pPr>
-              <w:spacing w:before="40" w:after="40" w:line="276" w:lineRule="auto"/>
-            </w:pPr>
-            <w:r>
-              <w:rPr>
-                <w:rFonts w:ascii="Jost" w:hAnsi="Jost" w:cs="Jost" w:eastAsia="Jost"/>
-                <w:b w:val="0"/>
-                <w:i w:val="0"/>
-                <w:color w:val="4A3A2C"/>
-                <w:sz w:val="17"/>
-              </w:rPr>
-              <w:t>I am not under the influence of alcohol or drugs.</w:t>
-            </w:r>
-          </w:p>
-        </w:tc>
-      </w:tr>
-      <w:tr>
-        <w:tc>
-          <w:tcPr>
-            <w:tcW w:type="dxa" w:w="4706"/>
-          </w:tcPr>
-          <w:p>
-            <w:pPr>
-              <w:spacing w:before="40" w:after="40" w:line="276" w:lineRule="auto"/>
-            </w:pPr>
-            <w:r>
-              <w:rPr>
-                <w:rFonts w:ascii="Jost" w:hAnsi="Jost" w:cs="Jost" w:eastAsia="Jost"/>
-                <w:b w:val="0"/>
-                <w:i w:val="0"/>
-                <w:color w:val="4A3A2C"/>
-                <w:sz w:val="17"/>
-              </w:rPr>
-              <w:t>☐</w:t>
-            </w:r>
-          </w:p>
-        </w:tc>
-        <w:tc>
-          <w:tcPr>
-            <w:tcW w:type="dxa" w:w="4706"/>
-          </w:tcPr>
-          <w:p>
-            <w:pPr>
-              <w:spacing w:before="40" w:after="40" w:line="276" w:lineRule="auto"/>
-            </w:pPr>
-            <w:r>
-              <w:rPr>
-                <w:rFonts w:ascii="Jost" w:hAnsi="Jost" w:cs="Jost" w:eastAsia="Jost"/>
-                <w:b w:val="0"/>
-                <w:i w:val="0"/>
-                <w:color w:val="4A3A2C"/>
-                <w:sz w:val="17"/>
-              </w:rPr>
-              <w:t>I will shower before and after my float.</w:t>
-            </w:r>
-          </w:p>
-        </w:tc>
-      </w:tr>
-      <w:tr>
-        <w:tc>
-          <w:tcPr>
-            <w:tcW w:type="dxa" w:w="4706"/>
-            <w:shd w:val="clear" w:color="auto" w:fill="FBF5EE"/>
-          </w:tcPr>
-          <w:p>
-            <w:pPr>
-              <w:spacing w:before="40" w:after="40" w:line="276" w:lineRule="auto"/>
-            </w:pPr>
-            <w:r>
-              <w:rPr>
-                <w:rFonts w:ascii="Jost" w:hAnsi="Jost" w:cs="Jost" w:eastAsia="Jost"/>
-                <w:b w:val="0"/>
-                <w:i w:val="0"/>
-                <w:color w:val="4A3A2C"/>
-                <w:sz w:val="17"/>
-              </w:rPr>
-              <w:t>☐</w:t>
-            </w:r>
-          </w:p>
-        </w:tc>
-        <w:tc>
-          <w:tcPr>
-            <w:tcW w:type="dxa" w:w="4706"/>
-            <w:shd w:val="clear" w:color="auto" w:fill="FBF5EE"/>
-          </w:tcPr>
-          <w:p>
-            <w:pPr>
-              <w:spacing w:before="40" w:after="40" w:line="276" w:lineRule="auto"/>
-            </w:pPr>
-            <w:r>
-              <w:rPr>
-                <w:rFonts w:ascii="Jost" w:hAnsi="Jost" w:cs="Jost" w:eastAsia="Jost"/>
-                <w:b w:val="0"/>
-                <w:i w:val="0"/>
-                <w:color w:val="4A3A2C"/>
-                <w:sz w:val="17"/>
-              </w:rPr>
-              <w:t>I know how to use the light, door and emergency call button.</w:t>
-            </w:r>
-          </w:p>
-        </w:tc>
-      </w:tr>
-      <w:tr>
-        <w:tc>
-          <w:tcPr>
-            <w:tcW w:type="dxa" w:w="4706"/>
-          </w:tcPr>
-          <w:p>
-            <w:pPr>
-              <w:spacing w:before="40" w:after="40" w:line="276" w:lineRule="auto"/>
-            </w:pPr>
-            <w:r>
-              <w:rPr>
-                <w:rFonts w:ascii="Jost" w:hAnsi="Jost" w:cs="Jost" w:eastAsia="Jost"/>
-                <w:b w:val="0"/>
-                <w:i w:val="0"/>
-                <w:color w:val="4A3A2C"/>
-                <w:sz w:val="17"/>
-              </w:rPr>
-              <w:t>☐</w:t>
-            </w:r>
-          </w:p>
-        </w:tc>
-        <w:tc>
-          <w:tcPr>
-            <w:tcW w:type="dxa" w:w="4706"/>
-          </w:tcPr>
-          <w:p>
-            <w:pPr>
-              <w:spacing w:before="40" w:after="40" w:line="276" w:lineRule="auto"/>
-            </w:pPr>
-            <w:r>
-              <w:rPr>
-                <w:rFonts w:ascii="Jost" w:hAnsi="Jost" w:cs="Jost" w:eastAsia="Jost"/>
-                <w:b w:val="0"/>
-                <w:i w:val="0"/>
-                <w:color w:val="4A3A2C"/>
-                <w:sz w:val="17"/>
-              </w:rPr>
-              <w:t>I will stand up slowly and take care on wet surfaces.</w:t>
-            </w:r>
-          </w:p>
-        </w:tc>
-      </w:tr>
-    </w:tbl>
-    <w:p>
-      <w:pPr>
-        <w:spacing w:before="0" w:after="80" w:line="240" w:lineRule="auto"/>
-      </w:pPr>
-    </w:p>
-    <w:tbl>
-      <w:tblPr>
-        <w:tblW w:type="auto" w:w="0"/>
-        <w:jc w:val="center"/>
-        <w:tblLook w:firstColumn="1" w:firstRow="1" w:lastColumn="0" w:lastRow="0" w:noHBand="0" w:noVBand="1" w:val="04A0"/>
-        <w:tblBorders>
-          <w:top w:val="single" w:sz="4" w:color="DCC6B0"/>
-          <w:left w:val="single" w:sz="4" w:color="DCC6B0"/>
-          <w:bottom w:val="single" w:sz="4" w:color="DCC6B0"/>
-          <w:right w:val="single" w:sz="4" w:color="DCC6B0"/>
-          <w:insideH w:val="single" w:sz="4" w:color="DCC6B0"/>
-          <w:insideV w:val="single" w:sz="4" w:color="DCC6B0"/>
-        </w:tblBorders>
-      </w:tblPr>
-      <w:tblGrid>
-        <w:gridCol w:w="3137"/>
-        <w:gridCol w:w="3137"/>
-        <w:gridCol w:w="3137"/>
-      </w:tblGrid>
-      <w:tr>
-        <w:trPr>
-          <w:tblHeader w:val="true"/>
-        </w:trPr>
-        <w:tc>
-          <w:tcPr>
-            <w:tcW w:type="dxa" w:w="3137"/>
-            <w:shd w:val="clear" w:color="auto" w:fill="221913"/>
-          </w:tcPr>
-          <w:p>
-            <w:pPr>
-              <w:spacing w:before="40" w:after="40" w:line="276" w:lineRule="auto"/>
-            </w:pPr>
-            <w:r>
-              <w:rPr>
-                <w:rFonts w:ascii="Jost" w:hAnsi="Jost" w:cs="Jost" w:eastAsia="Jost"/>
-                <w:b/>
-                <w:i w:val="0"/>
-                <w:color w:val="FBF5EE"/>
-                <w:sz w:val="17"/>
-              </w:rPr>
-              <w:t>Guest name</w:t>
-            </w:r>
-          </w:p>
-        </w:tc>
-        <w:tc>
-          <w:tcPr>
-            <w:tcW w:type="dxa" w:w="3137"/>
-            <w:shd w:val="clear" w:color="auto" w:fill="221913"/>
-          </w:tcPr>
-          <w:p>
-            <w:pPr>
-              <w:spacing w:before="40" w:after="40" w:line="276" w:lineRule="auto"/>
-            </w:pPr>
-            <w:r>
-              <w:rPr>
-                <w:rFonts w:ascii="Jost" w:hAnsi="Jost" w:cs="Jost" w:eastAsia="Jost"/>
-                <w:b/>
-                <w:i w:val="0"/>
-                <w:color w:val="FBF5EE"/>
-                <w:sz w:val="17"/>
-              </w:rPr>
-              <w:t>Signature</w:t>
-            </w:r>
-          </w:p>
-        </w:tc>
-        <w:tc>
-          <w:tcPr>
-            <w:tcW w:type="dxa" w:w="3137"/>
-            <w:shd w:val="clear" w:color="auto" w:fill="221913"/>
-          </w:tcPr>
-          <w:p>
-            <w:pPr>
-              <w:spacing w:before="40" w:after="40" w:line="276" w:lineRule="auto"/>
-            </w:pPr>
-            <w:r>
-              <w:rPr>
-                <w:rFonts w:ascii="Jost" w:hAnsi="Jost" w:cs="Jost" w:eastAsia="Jost"/>
-                <w:b/>
-                <w:i w:val="0"/>
-                <w:color w:val="FBF5EE"/>
-                <w:sz w:val="17"/>
-              </w:rPr>
-              <w:t>Date</w:t>
-            </w:r>
-          </w:p>
-        </w:tc>
-      </w:tr>
-      <w:tr>
-        <w:tc>
-          <w:tcPr>
-            <w:tcW w:type="dxa" w:w="3137"/>
-          </w:tcPr>
-          <w:p>
-            <w:pPr>
-              <w:spacing w:before="40" w:after="40" w:line="276" w:lineRule="auto"/>
-            </w:pPr>
-            <w:r>
-              <w:rPr>
-                <w:rFonts w:ascii="Jost" w:hAnsi="Jost" w:cs="Jost" w:eastAsia="Jost"/>
-                <w:b w:val="0"/>
-                <w:i w:val="0"/>
-                <w:color w:val="4A3A2C"/>
-                <w:sz w:val="17"/>
-              </w:rPr>
-              <w:t>__________________</w:t>
-            </w:r>
-          </w:p>
-        </w:tc>
-        <w:tc>
-          <w:tcPr>
-            <w:tcW w:type="dxa" w:w="3137"/>
-          </w:tcPr>
-          <w:p>
-            <w:pPr>
-              <w:spacing w:before="40" w:after="40" w:line="276" w:lineRule="auto"/>
-            </w:pPr>
-            <w:r>
-              <w:rPr>
-                <w:rFonts w:ascii="Jost" w:hAnsi="Jost" w:cs="Jost" w:eastAsia="Jost"/>
-                <w:b w:val="0"/>
-                <w:i w:val="0"/>
-                <w:color w:val="4A3A2C"/>
-                <w:sz w:val="17"/>
-              </w:rPr>
-              <w:t>__________________</w:t>
-            </w:r>
-          </w:p>
-        </w:tc>
-        <w:tc>
-          <w:tcPr>
-            <w:tcW w:type="dxa" w:w="3137"/>
-          </w:tcPr>
-          <w:p>
-            <w:pPr>
-              <w:spacing w:before="40" w:after="40" w:line="276" w:lineRule="auto"/>
-            </w:pPr>
-            <w:r>
-              <w:rPr>
-                <w:rFonts w:ascii="Jost" w:hAnsi="Jost" w:cs="Jost" w:eastAsia="Jost"/>
-                <w:b w:val="0"/>
-                <w:i w:val="0"/>
-                <w:color w:val="4A3A2C"/>
-                <w:sz w:val="17"/>
-              </w:rPr>
-              <w:t>____ / ____ / ______</w:t>
-            </w:r>
-          </w:p>
-        </w:tc>
-      </w:tr>
-    </w:tbl>
-    <w:p>
-      <w:pPr>
-        <w:spacing w:before="0" w:after="80" w:line="240" w:lineRule="auto"/>
-      </w:pPr>
-    </w:p>
-    <w:tbl>
-      <w:tblPr>
-        <w:tblW w:type="auto" w:w="0"/>
-        <w:jc w:val="center"/>
-        <w:tblLook w:firstColumn="1" w:firstRow="1" w:lastColumn="0" w:lastRow="0" w:noHBand="0" w:noVBand="1" w:val="04A0"/>
-        <w:tblBorders>
-          <w:top w:val="single" w:sz="4" w:color="DCC6B0"/>
-          <w:left w:val="single" w:sz="4" w:color="DCC6B0"/>
-          <w:bottom w:val="single" w:sz="4" w:color="DCC6B0"/>
-          <w:right w:val="single" w:sz="4" w:color="DCC6B0"/>
-          <w:insideH w:val="single" w:sz="4" w:color="DCC6B0"/>
-          <w:insideV w:val="single" w:sz="4" w:color="DCC6B0"/>
-        </w:tblBorders>
-      </w:tblPr>
-      <w:tblGrid>
-        <w:gridCol w:w="3137"/>
-        <w:gridCol w:w="3137"/>
-        <w:gridCol w:w="3137"/>
-      </w:tblGrid>
-      <w:tr>
-        <w:trPr>
-          <w:tblHeader w:val="true"/>
-        </w:trPr>
-        <w:tc>
-          <w:tcPr>
-            <w:tcW w:type="dxa" w:w="3137"/>
-            <w:shd w:val="clear" w:color="auto" w:fill="221913"/>
-          </w:tcPr>
-          <w:p>
-            <w:pPr>
-              <w:spacing w:before="40" w:after="40" w:line="276" w:lineRule="auto"/>
-            </w:pPr>
-            <w:r>
-              <w:rPr>
-                <w:rFonts w:ascii="Jost" w:hAnsi="Jost" w:cs="Jost" w:eastAsia="Jost"/>
-                <w:b/>
-                <w:i w:val="0"/>
-                <w:color w:val="FBF5EE"/>
-                <w:sz w:val="17"/>
-              </w:rPr>
-              <w:t>Host name</w:t>
+              <w:t>Senior Host name</w:t>
             </w:r>
           </w:p>
         </w:tc>
@@ -3921,7 +2020,7 @@
           <w:color w:val="221913"/>
           <w:sz w:val="28"/>
         </w:rPr>
-        <w:t>5. Cold Plunge</w:t>
+        <w:t>3. Cold Plunge</w:t>
       </w:r>
     </w:p>
     <w:p>
@@ -4647,7 +2746,7 @@
           <w:color w:val="221913"/>
           <w:sz w:val="28"/>
         </w:rPr>
-        <w:t>6. Infrared Sauna &amp; Red-Light Bed</w:t>
+        <w:t>4. Infrared Sauna &amp; Red-Light Bed</w:t>
       </w:r>
     </w:p>
     <w:p>
@@ -5450,7 +3549,7 @@
           <w:color w:val="221913"/>
           <w:sz w:val="28"/>
         </w:rPr>
-        <w:t>7. Salt Cabin</w:t>
+        <w:t>5. Salt Cabin</w:t>
       </w:r>
     </w:p>
     <w:p>
@@ -5480,7 +3579,7 @@
           <w:color w:val="4A3A2C"/>
           <w:sz w:val="20"/>
         </w:rPr>
-        <w:t>A 30-minute session in the Elevé E-Salt Cabin, our flagship cabin. Dry salt air (halotherapy), red light, oxygen and aromatherapy combine in one sealed cabin. It pairs well before a float or breathwork.</w:t>
+        <w:t>A 30-minute session in the Elevé E-Salt Cabin, our flagship cabin. Dry salt air (halotherapy), red light, oxygen and aromatherapy combine in one sealed cabin. It pairs well before the dry float bed or breathwork.</w:t>
       </w:r>
     </w:p>
     <w:p>
@@ -6176,6 +4275,1415 @@
         <w:spacing w:before="0" w:after="80" w:line="240" w:lineRule="auto"/>
       </w:pPr>
     </w:p>
+    <w:p>
+      <w:r>
+        <w:br w:type="page"/>
+      </w:r>
+    </w:p>
+    <w:p>
+      <w:pPr>
+        <w:keepNext/>
+        <w:spacing w:before="280" w:after="100" w:line="264" w:lineRule="auto"/>
+      </w:pPr>
+      <w:r>
+        <w:rPr>
+          <w:rFonts w:ascii="Marcellus" w:hAnsi="Marcellus" w:cs="Marcellus" w:eastAsia="Marcellus"/>
+          <w:color w:val="221913"/>
+          <w:sz w:val="28"/>
+        </w:rPr>
+        <w:t>6. Sound Healing</w:t>
+      </w:r>
+    </w:p>
+    <w:p>
+      <w:pPr>
+        <w:keepNext/>
+        <w:spacing w:before="200" w:after="60" w:line="264" w:lineRule="auto"/>
+      </w:pPr>
+      <w:r>
+        <w:rPr>
+          <w:rFonts w:ascii="Jost" w:hAnsi="Jost" w:cs="Jost" w:eastAsia="Jost"/>
+          <w:b/>
+          <w:color w:val="A6754C"/>
+          <w:sz w:val="17"/>
+        </w:rPr>
+        <w:t>WHAT IT IS</w:t>
+      </w:r>
+    </w:p>
+    <w:p>
+      <w:pPr>
+        <w:spacing w:before="0" w:after="120" w:line="312" w:lineRule="auto"/>
+      </w:pPr>
+      <w:r>
+        <w:rPr>
+          <w:rFonts w:ascii="Jost" w:hAnsi="Jost" w:cs="Jost" w:eastAsia="Jost"/>
+          <w:b w:val="0"/>
+          <w:i w:val="0"/>
+          <w:color w:val="4A3A2C"/>
+          <w:sz w:val="20"/>
+        </w:rPr>
+        <w:t xml:space="preserve">A facilitator-led session of sound and vibration, </w:t>
+      </w:r>
+      <w:r>
+        <w:rPr>
+          <w:rFonts w:ascii="Jost" w:hAnsi="Jost" w:cs="Jost" w:eastAsia="Jost"/>
+          <w:b w:val="0"/>
+          <w:i w:val="0"/>
+          <w:color w:val="A6754C"/>
+          <w:sz w:val="20"/>
+        </w:rPr>
+        <w:t>[__]</w:t>
+      </w:r>
+      <w:r>
+        <w:rPr>
+          <w:rFonts w:ascii="Jost" w:hAnsi="Jost" w:cs="Jost" w:eastAsia="Jost"/>
+          <w:b w:val="0"/>
+          <w:i w:val="0"/>
+          <w:color w:val="4A3A2C"/>
+          <w:sz w:val="20"/>
+        </w:rPr>
+        <w:t xml:space="preserve"> minutes long, one to one or in a small group of up to </w:t>
+      </w:r>
+      <w:r>
+        <w:rPr>
+          <w:rFonts w:ascii="Jost" w:hAnsi="Jost" w:cs="Jost" w:eastAsia="Jost"/>
+          <w:b w:val="0"/>
+          <w:i w:val="0"/>
+          <w:color w:val="A6754C"/>
+          <w:sz w:val="20"/>
+        </w:rPr>
+        <w:t>[__]</w:t>
+      </w:r>
+      <w:r>
+        <w:rPr>
+          <w:rFonts w:ascii="Jost" w:hAnsi="Jost" w:cs="Jost" w:eastAsia="Jost"/>
+          <w:b w:val="0"/>
+          <w:i w:val="0"/>
+          <w:color w:val="4A3A2C"/>
+          <w:sz w:val="20"/>
+        </w:rPr>
+        <w:t xml:space="preserve"> guests. You rest fully clothed on a mat while instruments </w:t>
+      </w:r>
+      <w:r>
+        <w:rPr>
+          <w:rFonts w:ascii="Jost" w:hAnsi="Jost" w:cs="Jost" w:eastAsia="Jost"/>
+          <w:b w:val="0"/>
+          <w:i w:val="0"/>
+          <w:color w:val="A6754C"/>
+          <w:sz w:val="20"/>
+        </w:rPr>
+        <w:t>[to confirm]</w:t>
+      </w:r>
+      <w:r>
+        <w:rPr>
+          <w:rFonts w:ascii="Jost" w:hAnsi="Jost" w:cs="Jost" w:eastAsia="Jost"/>
+          <w:b w:val="0"/>
+          <w:i w:val="0"/>
+          <w:color w:val="4A3A2C"/>
+          <w:sz w:val="20"/>
+        </w:rPr>
+        <w:t xml:space="preserve"> are played around you and, only with your permission, on or near the body.</w:t>
+      </w:r>
+    </w:p>
+    <w:p>
+      <w:pPr>
+        <w:keepNext/>
+        <w:spacing w:before="200" w:after="60" w:line="264" w:lineRule="auto"/>
+      </w:pPr>
+      <w:r>
+        <w:rPr>
+          <w:rFonts w:ascii="Jost" w:hAnsi="Jost" w:cs="Jost" w:eastAsia="Jost"/>
+          <w:b/>
+          <w:color w:val="A6754C"/>
+          <w:sz w:val="17"/>
+        </w:rPr>
+        <w:t>WHAT YOU MAY FEEL</w:t>
+      </w:r>
+    </w:p>
+    <w:p>
+      <w:pPr>
+        <w:spacing w:before="0" w:after="120" w:line="312" w:lineRule="auto"/>
+      </w:pPr>
+      <w:r>
+        <w:rPr>
+          <w:rFonts w:ascii="Jost" w:hAnsi="Jost" w:cs="Jost" w:eastAsia="Jost"/>
+          <w:b w:val="0"/>
+          <w:i w:val="0"/>
+          <w:color w:val="4A3A2C"/>
+          <w:sz w:val="20"/>
+        </w:rPr>
+        <w:t>Deep relaxation, gentle vibration through the body, a slowing of thoughts and, for some guests, an emotional release.</w:t>
+      </w:r>
+    </w:p>
+    <w:p>
+      <w:pPr>
+        <w:keepNext/>
+        <w:spacing w:before="200" w:after="60" w:line="264" w:lineRule="auto"/>
+      </w:pPr>
+      <w:r>
+        <w:rPr>
+          <w:rFonts w:ascii="Jost" w:hAnsi="Jost" w:cs="Jost" w:eastAsia="Jost"/>
+          <w:b/>
+          <w:color w:val="A6754C"/>
+          <w:sz w:val="17"/>
+        </w:rPr>
+        <w:t>RISKS</w:t>
+      </w:r>
+    </w:p>
+    <w:p>
+      <w:pPr>
+        <w:pStyle w:val="ListBullet"/>
+        <w:spacing w:before="0" w:after="60" w:line="300" w:lineRule="auto"/>
+      </w:pPr>
+      <w:r>
+        <w:rPr>
+          <w:rFonts w:ascii="Jost" w:hAnsi="Jost" w:cs="Jost" w:eastAsia="Jost"/>
+          <w:b w:val="0"/>
+          <w:i w:val="0"/>
+          <w:color w:val="4A3A2C"/>
+          <w:sz w:val="20"/>
+        </w:rPr>
+        <w:t>emotional release, tearfulness or anxiety</w:t>
+      </w:r>
+    </w:p>
+    <w:p>
+      <w:pPr>
+        <w:pStyle w:val="ListBullet"/>
+        <w:spacing w:before="0" w:after="60" w:line="300" w:lineRule="auto"/>
+      </w:pPr>
+      <w:r>
+        <w:rPr>
+          <w:rFonts w:ascii="Jost" w:hAnsi="Jost" w:cs="Jost" w:eastAsia="Jost"/>
+          <w:b w:val="0"/>
+          <w:i w:val="0"/>
+          <w:color w:val="4A3A2C"/>
+          <w:sz w:val="20"/>
+        </w:rPr>
+        <w:t>light-headedness on standing up afterwards</w:t>
+      </w:r>
+    </w:p>
+    <w:p>
+      <w:pPr>
+        <w:pStyle w:val="ListBullet"/>
+        <w:spacing w:before="0" w:after="60" w:line="300" w:lineRule="auto"/>
+      </w:pPr>
+      <w:r>
+        <w:rPr>
+          <w:rFonts w:ascii="Jost" w:hAnsi="Jost" w:cs="Jost" w:eastAsia="Jost"/>
+          <w:b w:val="0"/>
+          <w:i w:val="0"/>
+          <w:color w:val="4A3A2C"/>
+          <w:sz w:val="20"/>
+        </w:rPr>
+        <w:t>discomfort for people with tinnitus or sound sensitivity</w:t>
+      </w:r>
+    </w:p>
+    <w:p>
+      <w:pPr>
+        <w:pStyle w:val="ListBullet"/>
+        <w:spacing w:before="0" w:after="60" w:line="300" w:lineRule="auto"/>
+      </w:pPr>
+      <w:r>
+        <w:rPr>
+          <w:rFonts w:ascii="Jost" w:hAnsi="Jost" w:cs="Jost" w:eastAsia="Jost"/>
+          <w:b w:val="0"/>
+          <w:i w:val="0"/>
+          <w:color w:val="4A3A2C"/>
+          <w:sz w:val="20"/>
+        </w:rPr>
+        <w:t>rarely, sound- or vibration-triggered seizures in people with epilepsy</w:t>
+      </w:r>
+    </w:p>
+    <w:p>
+      <w:pPr>
+        <w:keepNext/>
+        <w:spacing w:before="200" w:after="60" w:line="264" w:lineRule="auto"/>
+      </w:pPr>
+      <w:r>
+        <w:rPr>
+          <w:rFonts w:ascii="Jost" w:hAnsi="Jost" w:cs="Jost" w:eastAsia="Jost"/>
+          <w:b/>
+          <w:color w:val="A6754C"/>
+          <w:sz w:val="17"/>
+        </w:rPr>
+        <w:t>I CONFIRM</w:t>
+      </w:r>
+    </w:p>
+    <w:tbl>
+      <w:tblPr>
+        <w:tblW w:type="auto" w:w="0"/>
+        <w:jc w:val="center"/>
+        <w:tblLook w:firstColumn="1" w:firstRow="1" w:lastColumn="0" w:lastRow="0" w:noHBand="0" w:noVBand="1" w:val="04A0"/>
+        <w:tblBorders>
+          <w:top w:val="single" w:sz="4" w:color="DCC6B0"/>
+          <w:left w:val="single" w:sz="4" w:color="DCC6B0"/>
+          <w:bottom w:val="single" w:sz="4" w:color="DCC6B0"/>
+          <w:right w:val="single" w:sz="4" w:color="DCC6B0"/>
+          <w:insideH w:val="single" w:sz="4" w:color="DCC6B0"/>
+          <w:insideV w:val="single" w:sz="4" w:color="DCC6B0"/>
+        </w:tblBorders>
+      </w:tblPr>
+      <w:tblGrid>
+        <w:gridCol w:w="4706"/>
+        <w:gridCol w:w="4706"/>
+      </w:tblGrid>
+      <w:tr>
+        <w:trPr>
+          <w:tblHeader w:val="true"/>
+        </w:trPr>
+        <w:tc>
+          <w:tcPr>
+            <w:tcW w:type="dxa" w:w="4706"/>
+            <w:shd w:val="clear" w:color="auto" w:fill="221913"/>
+          </w:tcPr>
+          <w:p>
+            <w:pPr>
+              <w:spacing w:before="40" w:after="40" w:line="276" w:lineRule="auto"/>
+            </w:pPr>
+            <w:r>
+              <w:rPr>
+                <w:rFonts w:ascii="Jost" w:hAnsi="Jost" w:cs="Jost" w:eastAsia="Jost"/>
+                <w:b/>
+                <w:i w:val="0"/>
+                <w:color w:val="FBF5EE"/>
+                <w:sz w:val="17"/>
+              </w:rPr>
+              <w:t>☐</w:t>
+            </w:r>
+          </w:p>
+        </w:tc>
+        <w:tc>
+          <w:tcPr>
+            <w:tcW w:type="dxa" w:w="4706"/>
+            <w:shd w:val="clear" w:color="auto" w:fill="221913"/>
+          </w:tcPr>
+          <w:p>
+            <w:pPr>
+              <w:spacing w:before="40" w:after="40" w:line="276" w:lineRule="auto"/>
+            </w:pPr>
+            <w:r>
+              <w:rPr>
+                <w:rFonts w:ascii="Jost" w:hAnsi="Jost" w:cs="Jost" w:eastAsia="Jost"/>
+                <w:b/>
+                <w:i w:val="0"/>
+                <w:color w:val="FBF5EE"/>
+                <w:sz w:val="17"/>
+              </w:rPr>
+              <w:t>Statement</w:t>
+            </w:r>
+          </w:p>
+        </w:tc>
+      </w:tr>
+      <w:tr>
+        <w:tc>
+          <w:tcPr>
+            <w:tcW w:type="dxa" w:w="4706"/>
+          </w:tcPr>
+          <w:p>
+            <w:pPr>
+              <w:spacing w:before="40" w:after="40" w:line="276" w:lineRule="auto"/>
+            </w:pPr>
+            <w:r>
+              <w:rPr>
+                <w:rFonts w:ascii="Jost" w:hAnsi="Jost" w:cs="Jost" w:eastAsia="Jost"/>
+                <w:b w:val="0"/>
+                <w:i w:val="0"/>
+                <w:color w:val="4A3A2C"/>
+                <w:sz w:val="17"/>
+              </w:rPr>
+              <w:t>☐</w:t>
+            </w:r>
+          </w:p>
+        </w:tc>
+        <w:tc>
+          <w:tcPr>
+            <w:tcW w:type="dxa" w:w="4706"/>
+          </w:tcPr>
+          <w:p>
+            <w:pPr>
+              <w:spacing w:before="40" w:after="40" w:line="276" w:lineRule="auto"/>
+            </w:pPr>
+            <w:r>
+              <w:rPr>
+                <w:rFonts w:ascii="Jost" w:hAnsi="Jost" w:cs="Jost" w:eastAsia="Jost"/>
+                <w:b w:val="0"/>
+                <w:i w:val="0"/>
+                <w:color w:val="4A3A2C"/>
+                <w:sz w:val="17"/>
+              </w:rPr>
+              <w:t>I have disclosed any epilepsy, ear condition, tinnitus, hearing aid, implanted device, pregnancy or mental-health condition.</w:t>
+            </w:r>
+          </w:p>
+        </w:tc>
+      </w:tr>
+      <w:tr>
+        <w:tc>
+          <w:tcPr>
+            <w:tcW w:type="dxa" w:w="4706"/>
+            <w:shd w:val="clear" w:color="auto" w:fill="FBF5EE"/>
+          </w:tcPr>
+          <w:p>
+            <w:pPr>
+              <w:spacing w:before="40" w:after="40" w:line="276" w:lineRule="auto"/>
+            </w:pPr>
+            <w:r>
+              <w:rPr>
+                <w:rFonts w:ascii="Jost" w:hAnsi="Jost" w:cs="Jost" w:eastAsia="Jost"/>
+                <w:b w:val="0"/>
+                <w:i w:val="0"/>
+                <w:color w:val="4A3A2C"/>
+                <w:sz w:val="17"/>
+              </w:rPr>
+              <w:t>☐</w:t>
+            </w:r>
+          </w:p>
+        </w:tc>
+        <w:tc>
+          <w:tcPr>
+            <w:tcW w:type="dxa" w:w="4706"/>
+            <w:shd w:val="clear" w:color="auto" w:fill="FBF5EE"/>
+          </w:tcPr>
+          <w:p>
+            <w:pPr>
+              <w:spacing w:before="40" w:after="40" w:line="276" w:lineRule="auto"/>
+            </w:pPr>
+            <w:r>
+              <w:rPr>
+                <w:rFonts w:ascii="Jost" w:hAnsi="Jost" w:cs="Jost" w:eastAsia="Jost"/>
+                <w:b w:val="0"/>
+                <w:i w:val="0"/>
+                <w:color w:val="4A3A2C"/>
+                <w:sz w:val="17"/>
+              </w:rPr>
+              <w:t>I ☐ agree ☐ do not agree to instruments being placed on or near my body.</w:t>
+            </w:r>
+          </w:p>
+        </w:tc>
+      </w:tr>
+      <w:tr>
+        <w:tc>
+          <w:tcPr>
+            <w:tcW w:type="dxa" w:w="4706"/>
+          </w:tcPr>
+          <w:p>
+            <w:pPr>
+              <w:spacing w:before="40" w:after="40" w:line="276" w:lineRule="auto"/>
+            </w:pPr>
+            <w:r>
+              <w:rPr>
+                <w:rFonts w:ascii="Jost" w:hAnsi="Jost" w:cs="Jost" w:eastAsia="Jost"/>
+                <w:b w:val="0"/>
+                <w:i w:val="0"/>
+                <w:color w:val="4A3A2C"/>
+                <w:sz w:val="17"/>
+              </w:rPr>
+              <w:t>☐</w:t>
+            </w:r>
+          </w:p>
+        </w:tc>
+        <w:tc>
+          <w:tcPr>
+            <w:tcW w:type="dxa" w:w="4706"/>
+          </w:tcPr>
+          <w:p>
+            <w:pPr>
+              <w:spacing w:before="40" w:after="40" w:line="276" w:lineRule="auto"/>
+            </w:pPr>
+            <w:r>
+              <w:rPr>
+                <w:rFonts w:ascii="Jost" w:hAnsi="Jost" w:cs="Jost" w:eastAsia="Jost"/>
+                <w:b w:val="0"/>
+                <w:i w:val="0"/>
+                <w:color w:val="4A3A2C"/>
+                <w:sz w:val="17"/>
+              </w:rPr>
+              <w:t>I will tell my facilitator if I want the sound quieter or wish to stop.</w:t>
+            </w:r>
+          </w:p>
+        </w:tc>
+      </w:tr>
+      <w:tr>
+        <w:tc>
+          <w:tcPr>
+            <w:tcW w:type="dxa" w:w="4706"/>
+            <w:shd w:val="clear" w:color="auto" w:fill="FBF5EE"/>
+          </w:tcPr>
+          <w:p>
+            <w:pPr>
+              <w:spacing w:before="40" w:after="40" w:line="276" w:lineRule="auto"/>
+            </w:pPr>
+            <w:r>
+              <w:rPr>
+                <w:rFonts w:ascii="Jost" w:hAnsi="Jost" w:cs="Jost" w:eastAsia="Jost"/>
+                <w:b w:val="0"/>
+                <w:i w:val="0"/>
+                <w:color w:val="4A3A2C"/>
+                <w:sz w:val="17"/>
+              </w:rPr>
+              <w:t>☐</w:t>
+            </w:r>
+          </w:p>
+        </w:tc>
+        <w:tc>
+          <w:tcPr>
+            <w:tcW w:type="dxa" w:w="4706"/>
+            <w:shd w:val="clear" w:color="auto" w:fill="FBF5EE"/>
+          </w:tcPr>
+          <w:p>
+            <w:pPr>
+              <w:spacing w:before="40" w:after="40" w:line="276" w:lineRule="auto"/>
+            </w:pPr>
+            <w:r>
+              <w:rPr>
+                <w:rFonts w:ascii="Jost" w:hAnsi="Jost" w:cs="Jost" w:eastAsia="Jost"/>
+                <w:b w:val="0"/>
+                <w:i w:val="0"/>
+                <w:color w:val="4A3A2C"/>
+                <w:sz w:val="17"/>
+              </w:rPr>
+              <w:t>I will stand up slowly at the end of the session.</w:t>
+            </w:r>
+          </w:p>
+        </w:tc>
+      </w:tr>
+    </w:tbl>
+    <w:p>
+      <w:pPr>
+        <w:spacing w:before="0" w:after="80" w:line="240" w:lineRule="auto"/>
+      </w:pPr>
+    </w:p>
+    <w:tbl>
+      <w:tblPr>
+        <w:tblW w:type="auto" w:w="0"/>
+        <w:jc w:val="center"/>
+        <w:tblLook w:firstColumn="1" w:firstRow="1" w:lastColumn="0" w:lastRow="0" w:noHBand="0" w:noVBand="1" w:val="04A0"/>
+        <w:tblBorders>
+          <w:top w:val="single" w:sz="4" w:color="DCC6B0"/>
+          <w:left w:val="single" w:sz="4" w:color="DCC6B0"/>
+          <w:bottom w:val="single" w:sz="4" w:color="DCC6B0"/>
+          <w:right w:val="single" w:sz="4" w:color="DCC6B0"/>
+          <w:insideH w:val="single" w:sz="4" w:color="DCC6B0"/>
+          <w:insideV w:val="single" w:sz="4" w:color="DCC6B0"/>
+        </w:tblBorders>
+      </w:tblPr>
+      <w:tblGrid>
+        <w:gridCol w:w="3137"/>
+        <w:gridCol w:w="3137"/>
+        <w:gridCol w:w="3137"/>
+      </w:tblGrid>
+      <w:tr>
+        <w:trPr>
+          <w:tblHeader w:val="true"/>
+        </w:trPr>
+        <w:tc>
+          <w:tcPr>
+            <w:tcW w:type="dxa" w:w="3137"/>
+            <w:shd w:val="clear" w:color="auto" w:fill="221913"/>
+          </w:tcPr>
+          <w:p>
+            <w:pPr>
+              <w:spacing w:before="40" w:after="40" w:line="276" w:lineRule="auto"/>
+            </w:pPr>
+            <w:r>
+              <w:rPr>
+                <w:rFonts w:ascii="Jost" w:hAnsi="Jost" w:cs="Jost" w:eastAsia="Jost"/>
+                <w:b/>
+                <w:i w:val="0"/>
+                <w:color w:val="FBF5EE"/>
+                <w:sz w:val="17"/>
+              </w:rPr>
+              <w:t>Guest name</w:t>
+            </w:r>
+          </w:p>
+        </w:tc>
+        <w:tc>
+          <w:tcPr>
+            <w:tcW w:type="dxa" w:w="3137"/>
+            <w:shd w:val="clear" w:color="auto" w:fill="221913"/>
+          </w:tcPr>
+          <w:p>
+            <w:pPr>
+              <w:spacing w:before="40" w:after="40" w:line="276" w:lineRule="auto"/>
+            </w:pPr>
+            <w:r>
+              <w:rPr>
+                <w:rFonts w:ascii="Jost" w:hAnsi="Jost" w:cs="Jost" w:eastAsia="Jost"/>
+                <w:b/>
+                <w:i w:val="0"/>
+                <w:color w:val="FBF5EE"/>
+                <w:sz w:val="17"/>
+              </w:rPr>
+              <w:t>Signature</w:t>
+            </w:r>
+          </w:p>
+        </w:tc>
+        <w:tc>
+          <w:tcPr>
+            <w:tcW w:type="dxa" w:w="3137"/>
+            <w:shd w:val="clear" w:color="auto" w:fill="221913"/>
+          </w:tcPr>
+          <w:p>
+            <w:pPr>
+              <w:spacing w:before="40" w:after="40" w:line="276" w:lineRule="auto"/>
+            </w:pPr>
+            <w:r>
+              <w:rPr>
+                <w:rFonts w:ascii="Jost" w:hAnsi="Jost" w:cs="Jost" w:eastAsia="Jost"/>
+                <w:b/>
+                <w:i w:val="0"/>
+                <w:color w:val="FBF5EE"/>
+                <w:sz w:val="17"/>
+              </w:rPr>
+              <w:t>Date</w:t>
+            </w:r>
+          </w:p>
+        </w:tc>
+      </w:tr>
+      <w:tr>
+        <w:tc>
+          <w:tcPr>
+            <w:tcW w:type="dxa" w:w="3137"/>
+          </w:tcPr>
+          <w:p>
+            <w:pPr>
+              <w:spacing w:before="40" w:after="40" w:line="276" w:lineRule="auto"/>
+            </w:pPr>
+            <w:r>
+              <w:rPr>
+                <w:rFonts w:ascii="Jost" w:hAnsi="Jost" w:cs="Jost" w:eastAsia="Jost"/>
+                <w:b w:val="0"/>
+                <w:i w:val="0"/>
+                <w:color w:val="4A3A2C"/>
+                <w:sz w:val="17"/>
+              </w:rPr>
+              <w:t>__________________</w:t>
+            </w:r>
+          </w:p>
+        </w:tc>
+        <w:tc>
+          <w:tcPr>
+            <w:tcW w:type="dxa" w:w="3137"/>
+          </w:tcPr>
+          <w:p>
+            <w:pPr>
+              <w:spacing w:before="40" w:after="40" w:line="276" w:lineRule="auto"/>
+            </w:pPr>
+            <w:r>
+              <w:rPr>
+                <w:rFonts w:ascii="Jost" w:hAnsi="Jost" w:cs="Jost" w:eastAsia="Jost"/>
+                <w:b w:val="0"/>
+                <w:i w:val="0"/>
+                <w:color w:val="4A3A2C"/>
+                <w:sz w:val="17"/>
+              </w:rPr>
+              <w:t>__________________</w:t>
+            </w:r>
+          </w:p>
+        </w:tc>
+        <w:tc>
+          <w:tcPr>
+            <w:tcW w:type="dxa" w:w="3137"/>
+          </w:tcPr>
+          <w:p>
+            <w:pPr>
+              <w:spacing w:before="40" w:after="40" w:line="276" w:lineRule="auto"/>
+            </w:pPr>
+            <w:r>
+              <w:rPr>
+                <w:rFonts w:ascii="Jost" w:hAnsi="Jost" w:cs="Jost" w:eastAsia="Jost"/>
+                <w:b w:val="0"/>
+                <w:i w:val="0"/>
+                <w:color w:val="4A3A2C"/>
+                <w:sz w:val="17"/>
+              </w:rPr>
+              <w:t>____ / ____ / ______</w:t>
+            </w:r>
+          </w:p>
+        </w:tc>
+      </w:tr>
+    </w:tbl>
+    <w:p>
+      <w:pPr>
+        <w:spacing w:before="0" w:after="80" w:line="240" w:lineRule="auto"/>
+      </w:pPr>
+    </w:p>
+    <w:tbl>
+      <w:tblPr>
+        <w:tblW w:type="auto" w:w="0"/>
+        <w:jc w:val="center"/>
+        <w:tblLook w:firstColumn="1" w:firstRow="1" w:lastColumn="0" w:lastRow="0" w:noHBand="0" w:noVBand="1" w:val="04A0"/>
+        <w:tblBorders>
+          <w:top w:val="single" w:sz="4" w:color="DCC6B0"/>
+          <w:left w:val="single" w:sz="4" w:color="DCC6B0"/>
+          <w:bottom w:val="single" w:sz="4" w:color="DCC6B0"/>
+          <w:right w:val="single" w:sz="4" w:color="DCC6B0"/>
+          <w:insideH w:val="single" w:sz="4" w:color="DCC6B0"/>
+          <w:insideV w:val="single" w:sz="4" w:color="DCC6B0"/>
+        </w:tblBorders>
+      </w:tblPr>
+      <w:tblGrid>
+        <w:gridCol w:w="3137"/>
+        <w:gridCol w:w="3137"/>
+        <w:gridCol w:w="3137"/>
+      </w:tblGrid>
+      <w:tr>
+        <w:trPr>
+          <w:tblHeader w:val="true"/>
+        </w:trPr>
+        <w:tc>
+          <w:tcPr>
+            <w:tcW w:type="dxa" w:w="3137"/>
+            <w:shd w:val="clear" w:color="auto" w:fill="221913"/>
+          </w:tcPr>
+          <w:p>
+            <w:pPr>
+              <w:spacing w:before="40" w:after="40" w:line="276" w:lineRule="auto"/>
+            </w:pPr>
+            <w:r>
+              <w:rPr>
+                <w:rFonts w:ascii="Jost" w:hAnsi="Jost" w:cs="Jost" w:eastAsia="Jost"/>
+                <w:b/>
+                <w:i w:val="0"/>
+                <w:color w:val="FBF5EE"/>
+                <w:sz w:val="17"/>
+              </w:rPr>
+              <w:t>Facilitator name</w:t>
+            </w:r>
+          </w:p>
+        </w:tc>
+        <w:tc>
+          <w:tcPr>
+            <w:tcW w:type="dxa" w:w="3137"/>
+            <w:shd w:val="clear" w:color="auto" w:fill="221913"/>
+          </w:tcPr>
+          <w:p>
+            <w:pPr>
+              <w:spacing w:before="40" w:after="40" w:line="276" w:lineRule="auto"/>
+            </w:pPr>
+            <w:r>
+              <w:rPr>
+                <w:rFonts w:ascii="Jost" w:hAnsi="Jost" w:cs="Jost" w:eastAsia="Jost"/>
+                <w:b/>
+                <w:i w:val="0"/>
+                <w:color w:val="FBF5EE"/>
+                <w:sz w:val="17"/>
+              </w:rPr>
+              <w:t>Signature</w:t>
+            </w:r>
+          </w:p>
+        </w:tc>
+        <w:tc>
+          <w:tcPr>
+            <w:tcW w:type="dxa" w:w="3137"/>
+            <w:shd w:val="clear" w:color="auto" w:fill="221913"/>
+          </w:tcPr>
+          <w:p>
+            <w:pPr>
+              <w:spacing w:before="40" w:after="40" w:line="276" w:lineRule="auto"/>
+            </w:pPr>
+            <w:r>
+              <w:rPr>
+                <w:rFonts w:ascii="Jost" w:hAnsi="Jost" w:cs="Jost" w:eastAsia="Jost"/>
+                <w:b/>
+                <w:i w:val="0"/>
+                <w:color w:val="FBF5EE"/>
+                <w:sz w:val="17"/>
+              </w:rPr>
+              <w:t>Date</w:t>
+            </w:r>
+          </w:p>
+        </w:tc>
+      </w:tr>
+      <w:tr>
+        <w:tc>
+          <w:tcPr>
+            <w:tcW w:type="dxa" w:w="3137"/>
+          </w:tcPr>
+          <w:p>
+            <w:pPr>
+              <w:spacing w:before="40" w:after="40" w:line="276" w:lineRule="auto"/>
+            </w:pPr>
+            <w:r>
+              <w:rPr>
+                <w:rFonts w:ascii="Jost" w:hAnsi="Jost" w:cs="Jost" w:eastAsia="Jost"/>
+                <w:b w:val="0"/>
+                <w:i w:val="0"/>
+                <w:color w:val="4A3A2C"/>
+                <w:sz w:val="17"/>
+              </w:rPr>
+              <w:t>__________________</w:t>
+            </w:r>
+          </w:p>
+        </w:tc>
+        <w:tc>
+          <w:tcPr>
+            <w:tcW w:type="dxa" w:w="3137"/>
+          </w:tcPr>
+          <w:p>
+            <w:pPr>
+              <w:spacing w:before="40" w:after="40" w:line="276" w:lineRule="auto"/>
+            </w:pPr>
+            <w:r>
+              <w:rPr>
+                <w:rFonts w:ascii="Jost" w:hAnsi="Jost" w:cs="Jost" w:eastAsia="Jost"/>
+                <w:b w:val="0"/>
+                <w:i w:val="0"/>
+                <w:color w:val="4A3A2C"/>
+                <w:sz w:val="17"/>
+              </w:rPr>
+              <w:t>__________________</w:t>
+            </w:r>
+          </w:p>
+        </w:tc>
+        <w:tc>
+          <w:tcPr>
+            <w:tcW w:type="dxa" w:w="3137"/>
+          </w:tcPr>
+          <w:p>
+            <w:pPr>
+              <w:spacing w:before="40" w:after="40" w:line="276" w:lineRule="auto"/>
+            </w:pPr>
+            <w:r>
+              <w:rPr>
+                <w:rFonts w:ascii="Jost" w:hAnsi="Jost" w:cs="Jost" w:eastAsia="Jost"/>
+                <w:b w:val="0"/>
+                <w:i w:val="0"/>
+                <w:color w:val="4A3A2C"/>
+                <w:sz w:val="17"/>
+              </w:rPr>
+              <w:t>____ / ____ / ______</w:t>
+            </w:r>
+          </w:p>
+        </w:tc>
+      </w:tr>
+    </w:tbl>
+    <w:p>
+      <w:pPr>
+        <w:spacing w:before="0" w:after="80" w:line="240" w:lineRule="auto"/>
+      </w:pPr>
+    </w:p>
+    <w:p>
+      <w:r>
+        <w:br w:type="page"/>
+      </w:r>
+    </w:p>
+    <w:p>
+      <w:pPr>
+        <w:keepNext/>
+        <w:spacing w:before="280" w:after="100" w:line="264" w:lineRule="auto"/>
+      </w:pPr>
+      <w:r>
+        <w:rPr>
+          <w:rFonts w:ascii="Marcellus" w:hAnsi="Marcellus" w:cs="Marcellus" w:eastAsia="Marcellus"/>
+          <w:color w:val="221913"/>
+          <w:sz w:val="28"/>
+        </w:rPr>
+        <w:t>7. Healer Consultation (first visit)</w:t>
+      </w:r>
+    </w:p>
+    <w:p>
+      <w:pPr>
+        <w:keepNext/>
+        <w:spacing w:before="200" w:after="60" w:line="264" w:lineRule="auto"/>
+      </w:pPr>
+      <w:r>
+        <w:rPr>
+          <w:rFonts w:ascii="Jost" w:hAnsi="Jost" w:cs="Jost" w:eastAsia="Jost"/>
+          <w:b/>
+          <w:color w:val="A6754C"/>
+          <w:sz w:val="17"/>
+        </w:rPr>
+        <w:t>WHAT IT IS</w:t>
+      </w:r>
+    </w:p>
+    <w:p>
+      <w:pPr>
+        <w:spacing w:before="0" w:after="120" w:line="312" w:lineRule="auto"/>
+      </w:pPr>
+      <w:r>
+        <w:rPr>
+          <w:rFonts w:ascii="Jost" w:hAnsi="Jost" w:cs="Jost" w:eastAsia="Jost"/>
+          <w:b w:val="0"/>
+          <w:i w:val="0"/>
+          <w:color w:val="4A3A2C"/>
+          <w:sz w:val="20"/>
+        </w:rPr>
+        <w:t xml:space="preserve">Every first visit begins with a consultation with one of our Healers, lasting </w:t>
+      </w:r>
+      <w:r>
+        <w:rPr>
+          <w:rFonts w:ascii="Jost" w:hAnsi="Jost" w:cs="Jost" w:eastAsia="Jost"/>
+          <w:b w:val="0"/>
+          <w:i w:val="0"/>
+          <w:color w:val="A6754C"/>
+          <w:sz w:val="20"/>
+        </w:rPr>
+        <w:t>[30–45 min proposed]</w:t>
+      </w:r>
+      <w:r>
+        <w:rPr>
+          <w:rFonts w:ascii="Jost" w:hAnsi="Jost" w:cs="Jost" w:eastAsia="Jost"/>
+          <w:b w:val="0"/>
+          <w:i w:val="0"/>
+          <w:color w:val="4A3A2C"/>
+          <w:sz w:val="20"/>
+        </w:rPr>
+        <w:t>. Your Healer listens, identifies the core issue and designs a personalised package or programme to regulate your nervous system and support energy healing. Your Hosts then guide you through the package.</w:t>
+      </w:r>
+    </w:p>
+    <w:p>
+      <w:pPr>
+        <w:keepNext/>
+        <w:spacing w:before="200" w:after="60" w:line="264" w:lineRule="auto"/>
+      </w:pPr>
+      <w:r>
+        <w:rPr>
+          <w:rFonts w:ascii="Jost" w:hAnsi="Jost" w:cs="Jost" w:eastAsia="Jost"/>
+          <w:b/>
+          <w:color w:val="A6754C"/>
+          <w:sz w:val="17"/>
+        </w:rPr>
+        <w:t>WHAT IT IS NOT</w:t>
+      </w:r>
+    </w:p>
+    <w:p>
+      <w:pPr>
+        <w:spacing w:before="0" w:after="120" w:line="312" w:lineRule="auto"/>
+      </w:pPr>
+      <w:r>
+        <w:rPr>
+          <w:rFonts w:ascii="Jost" w:hAnsi="Jost" w:cs="Jost" w:eastAsia="Jost"/>
+          <w:b w:val="0"/>
+          <w:i w:val="0"/>
+          <w:color w:val="4A3A2C"/>
+          <w:sz w:val="20"/>
+        </w:rPr>
+        <w:t>The consultation is a holistic, non-medical conversation. Healers do not diagnose, treat or prescribe for any medical condition. If anything you share warrants a conversation with your doctor, your Healer will tell you.</w:t>
+      </w:r>
+    </w:p>
+    <w:p>
+      <w:pPr>
+        <w:keepNext/>
+        <w:spacing w:before="200" w:after="60" w:line="264" w:lineRule="auto"/>
+      </w:pPr>
+      <w:r>
+        <w:rPr>
+          <w:rFonts w:ascii="Jost" w:hAnsi="Jost" w:cs="Jost" w:eastAsia="Jost"/>
+          <w:b/>
+          <w:color w:val="A6754C"/>
+          <w:sz w:val="17"/>
+        </w:rPr>
+        <w:t>I CONFIRM</w:t>
+      </w:r>
+    </w:p>
+    <w:tbl>
+      <w:tblPr>
+        <w:tblW w:type="auto" w:w="0"/>
+        <w:jc w:val="center"/>
+        <w:tblLook w:firstColumn="1" w:firstRow="1" w:lastColumn="0" w:lastRow="0" w:noHBand="0" w:noVBand="1" w:val="04A0"/>
+        <w:tblBorders>
+          <w:top w:val="single" w:sz="4" w:color="DCC6B0"/>
+          <w:left w:val="single" w:sz="4" w:color="DCC6B0"/>
+          <w:bottom w:val="single" w:sz="4" w:color="DCC6B0"/>
+          <w:right w:val="single" w:sz="4" w:color="DCC6B0"/>
+          <w:insideH w:val="single" w:sz="4" w:color="DCC6B0"/>
+          <w:insideV w:val="single" w:sz="4" w:color="DCC6B0"/>
+        </w:tblBorders>
+      </w:tblPr>
+      <w:tblGrid>
+        <w:gridCol w:w="4706"/>
+        <w:gridCol w:w="4706"/>
+      </w:tblGrid>
+      <w:tr>
+        <w:trPr>
+          <w:tblHeader w:val="true"/>
+        </w:trPr>
+        <w:tc>
+          <w:tcPr>
+            <w:tcW w:type="dxa" w:w="4706"/>
+            <w:shd w:val="clear" w:color="auto" w:fill="221913"/>
+          </w:tcPr>
+          <w:p>
+            <w:pPr>
+              <w:spacing w:before="40" w:after="40" w:line="276" w:lineRule="auto"/>
+            </w:pPr>
+            <w:r>
+              <w:rPr>
+                <w:rFonts w:ascii="Jost" w:hAnsi="Jost" w:cs="Jost" w:eastAsia="Jost"/>
+                <w:b/>
+                <w:i w:val="0"/>
+                <w:color w:val="FBF5EE"/>
+                <w:sz w:val="17"/>
+              </w:rPr>
+              <w:t>☐</w:t>
+            </w:r>
+          </w:p>
+        </w:tc>
+        <w:tc>
+          <w:tcPr>
+            <w:tcW w:type="dxa" w:w="4706"/>
+            <w:shd w:val="clear" w:color="auto" w:fill="221913"/>
+          </w:tcPr>
+          <w:p>
+            <w:pPr>
+              <w:spacing w:before="40" w:after="40" w:line="276" w:lineRule="auto"/>
+            </w:pPr>
+            <w:r>
+              <w:rPr>
+                <w:rFonts w:ascii="Jost" w:hAnsi="Jost" w:cs="Jost" w:eastAsia="Jost"/>
+                <w:b/>
+                <w:i w:val="0"/>
+                <w:color w:val="FBF5EE"/>
+                <w:sz w:val="17"/>
+              </w:rPr>
+              <w:t>Statement</w:t>
+            </w:r>
+          </w:p>
+        </w:tc>
+      </w:tr>
+      <w:tr>
+        <w:tc>
+          <w:tcPr>
+            <w:tcW w:type="dxa" w:w="4706"/>
+          </w:tcPr>
+          <w:p>
+            <w:pPr>
+              <w:spacing w:before="40" w:after="40" w:line="276" w:lineRule="auto"/>
+            </w:pPr>
+            <w:r>
+              <w:rPr>
+                <w:rFonts w:ascii="Jost" w:hAnsi="Jost" w:cs="Jost" w:eastAsia="Jost"/>
+                <w:b w:val="0"/>
+                <w:i w:val="0"/>
+                <w:color w:val="4A3A2C"/>
+                <w:sz w:val="17"/>
+              </w:rPr>
+              <w:t>☐</w:t>
+            </w:r>
+          </w:p>
+        </w:tc>
+        <w:tc>
+          <w:tcPr>
+            <w:tcW w:type="dxa" w:w="4706"/>
+          </w:tcPr>
+          <w:p>
+            <w:pPr>
+              <w:spacing w:before="40" w:after="40" w:line="276" w:lineRule="auto"/>
+            </w:pPr>
+            <w:r>
+              <w:rPr>
+                <w:rFonts w:ascii="Jost" w:hAnsi="Jost" w:cs="Jost" w:eastAsia="Jost"/>
+                <w:b w:val="0"/>
+                <w:i w:val="0"/>
+                <w:color w:val="4A3A2C"/>
+                <w:sz w:val="17"/>
+              </w:rPr>
+              <w:t>I understand the Healer consultation is a wellness service, not medical advice or treatment.</w:t>
+            </w:r>
+          </w:p>
+        </w:tc>
+      </w:tr>
+      <w:tr>
+        <w:tc>
+          <w:tcPr>
+            <w:tcW w:type="dxa" w:w="4706"/>
+            <w:shd w:val="clear" w:color="auto" w:fill="FBF5EE"/>
+          </w:tcPr>
+          <w:p>
+            <w:pPr>
+              <w:spacing w:before="40" w:after="40" w:line="276" w:lineRule="auto"/>
+            </w:pPr>
+            <w:r>
+              <w:rPr>
+                <w:rFonts w:ascii="Jost" w:hAnsi="Jost" w:cs="Jost" w:eastAsia="Jost"/>
+                <w:b w:val="0"/>
+                <w:i w:val="0"/>
+                <w:color w:val="4A3A2C"/>
+                <w:sz w:val="17"/>
+              </w:rPr>
+              <w:t>☐</w:t>
+            </w:r>
+          </w:p>
+        </w:tc>
+        <w:tc>
+          <w:tcPr>
+            <w:tcW w:type="dxa" w:w="4706"/>
+            <w:shd w:val="clear" w:color="auto" w:fill="FBF5EE"/>
+          </w:tcPr>
+          <w:p>
+            <w:pPr>
+              <w:spacing w:before="40" w:after="40" w:line="276" w:lineRule="auto"/>
+            </w:pPr>
+            <w:r>
+              <w:rPr>
+                <w:rFonts w:ascii="Jost" w:hAnsi="Jost" w:cs="Jost" w:eastAsia="Jost"/>
+                <w:b w:val="0"/>
+                <w:i w:val="0"/>
+                <w:color w:val="4A3A2C"/>
+                <w:sz w:val="17"/>
+              </w:rPr>
+              <w:t>I agree that my Healer may read my Health Questionnaire and share my personalised package with my Hosts.</w:t>
+            </w:r>
+          </w:p>
+        </w:tc>
+      </w:tr>
+      <w:tr>
+        <w:tc>
+          <w:tcPr>
+            <w:tcW w:type="dxa" w:w="4706"/>
+          </w:tcPr>
+          <w:p>
+            <w:pPr>
+              <w:spacing w:before="40" w:after="40" w:line="276" w:lineRule="auto"/>
+            </w:pPr>
+            <w:r>
+              <w:rPr>
+                <w:rFonts w:ascii="Jost" w:hAnsi="Jost" w:cs="Jost" w:eastAsia="Jost"/>
+                <w:b w:val="0"/>
+                <w:i w:val="0"/>
+                <w:color w:val="4A3A2C"/>
+                <w:sz w:val="17"/>
+              </w:rPr>
+              <w:t>☐</w:t>
+            </w:r>
+          </w:p>
+        </w:tc>
+        <w:tc>
+          <w:tcPr>
+            <w:tcW w:type="dxa" w:w="4706"/>
+          </w:tcPr>
+          <w:p>
+            <w:pPr>
+              <w:spacing w:before="40" w:after="40" w:line="276" w:lineRule="auto"/>
+            </w:pPr>
+            <w:r>
+              <w:rPr>
+                <w:rFonts w:ascii="Jost" w:hAnsi="Jost" w:cs="Jost" w:eastAsia="Jost"/>
+                <w:b w:val="0"/>
+                <w:i w:val="0"/>
+                <w:color w:val="4A3A2C"/>
+                <w:sz w:val="17"/>
+              </w:rPr>
+              <w:t>I understand I may decline any part of the package that is suggested to me.</w:t>
+            </w:r>
+          </w:p>
+        </w:tc>
+      </w:tr>
+    </w:tbl>
+    <w:p>
+      <w:pPr>
+        <w:spacing w:before="0" w:after="80" w:line="240" w:lineRule="auto"/>
+      </w:pPr>
+    </w:p>
+    <w:tbl>
+      <w:tblPr>
+        <w:tblW w:type="auto" w:w="0"/>
+        <w:jc w:val="center"/>
+        <w:tblLook w:firstColumn="1" w:firstRow="1" w:lastColumn="0" w:lastRow="0" w:noHBand="0" w:noVBand="1" w:val="04A0"/>
+        <w:tblBorders>
+          <w:top w:val="single" w:sz="4" w:color="DCC6B0"/>
+          <w:left w:val="single" w:sz="4" w:color="DCC6B0"/>
+          <w:bottom w:val="single" w:sz="4" w:color="DCC6B0"/>
+          <w:right w:val="single" w:sz="4" w:color="DCC6B0"/>
+          <w:insideH w:val="single" w:sz="4" w:color="DCC6B0"/>
+          <w:insideV w:val="single" w:sz="4" w:color="DCC6B0"/>
+        </w:tblBorders>
+      </w:tblPr>
+      <w:tblGrid>
+        <w:gridCol w:w="3137"/>
+        <w:gridCol w:w="3137"/>
+        <w:gridCol w:w="3137"/>
+      </w:tblGrid>
+      <w:tr>
+        <w:trPr>
+          <w:tblHeader w:val="true"/>
+        </w:trPr>
+        <w:tc>
+          <w:tcPr>
+            <w:tcW w:type="dxa" w:w="3137"/>
+            <w:shd w:val="clear" w:color="auto" w:fill="221913"/>
+          </w:tcPr>
+          <w:p>
+            <w:pPr>
+              <w:spacing w:before="40" w:after="40" w:line="276" w:lineRule="auto"/>
+            </w:pPr>
+            <w:r>
+              <w:rPr>
+                <w:rFonts w:ascii="Jost" w:hAnsi="Jost" w:cs="Jost" w:eastAsia="Jost"/>
+                <w:b/>
+                <w:i w:val="0"/>
+                <w:color w:val="FBF5EE"/>
+                <w:sz w:val="17"/>
+              </w:rPr>
+              <w:t>Guest name</w:t>
+            </w:r>
+          </w:p>
+        </w:tc>
+        <w:tc>
+          <w:tcPr>
+            <w:tcW w:type="dxa" w:w="3137"/>
+            <w:shd w:val="clear" w:color="auto" w:fill="221913"/>
+          </w:tcPr>
+          <w:p>
+            <w:pPr>
+              <w:spacing w:before="40" w:after="40" w:line="276" w:lineRule="auto"/>
+            </w:pPr>
+            <w:r>
+              <w:rPr>
+                <w:rFonts w:ascii="Jost" w:hAnsi="Jost" w:cs="Jost" w:eastAsia="Jost"/>
+                <w:b/>
+                <w:i w:val="0"/>
+                <w:color w:val="FBF5EE"/>
+                <w:sz w:val="17"/>
+              </w:rPr>
+              <w:t>Signature</w:t>
+            </w:r>
+          </w:p>
+        </w:tc>
+        <w:tc>
+          <w:tcPr>
+            <w:tcW w:type="dxa" w:w="3137"/>
+            <w:shd w:val="clear" w:color="auto" w:fill="221913"/>
+          </w:tcPr>
+          <w:p>
+            <w:pPr>
+              <w:spacing w:before="40" w:after="40" w:line="276" w:lineRule="auto"/>
+            </w:pPr>
+            <w:r>
+              <w:rPr>
+                <w:rFonts w:ascii="Jost" w:hAnsi="Jost" w:cs="Jost" w:eastAsia="Jost"/>
+                <w:b/>
+                <w:i w:val="0"/>
+                <w:color w:val="FBF5EE"/>
+                <w:sz w:val="17"/>
+              </w:rPr>
+              <w:t>Date</w:t>
+            </w:r>
+          </w:p>
+        </w:tc>
+      </w:tr>
+      <w:tr>
+        <w:tc>
+          <w:tcPr>
+            <w:tcW w:type="dxa" w:w="3137"/>
+          </w:tcPr>
+          <w:p>
+            <w:pPr>
+              <w:spacing w:before="40" w:after="40" w:line="276" w:lineRule="auto"/>
+            </w:pPr>
+            <w:r>
+              <w:rPr>
+                <w:rFonts w:ascii="Jost" w:hAnsi="Jost" w:cs="Jost" w:eastAsia="Jost"/>
+                <w:b w:val="0"/>
+                <w:i w:val="0"/>
+                <w:color w:val="4A3A2C"/>
+                <w:sz w:val="17"/>
+              </w:rPr>
+              <w:t>__________________</w:t>
+            </w:r>
+          </w:p>
+        </w:tc>
+        <w:tc>
+          <w:tcPr>
+            <w:tcW w:type="dxa" w:w="3137"/>
+          </w:tcPr>
+          <w:p>
+            <w:pPr>
+              <w:spacing w:before="40" w:after="40" w:line="276" w:lineRule="auto"/>
+            </w:pPr>
+            <w:r>
+              <w:rPr>
+                <w:rFonts w:ascii="Jost" w:hAnsi="Jost" w:cs="Jost" w:eastAsia="Jost"/>
+                <w:b w:val="0"/>
+                <w:i w:val="0"/>
+                <w:color w:val="4A3A2C"/>
+                <w:sz w:val="17"/>
+              </w:rPr>
+              <w:t>__________________</w:t>
+            </w:r>
+          </w:p>
+        </w:tc>
+        <w:tc>
+          <w:tcPr>
+            <w:tcW w:type="dxa" w:w="3137"/>
+          </w:tcPr>
+          <w:p>
+            <w:pPr>
+              <w:spacing w:before="40" w:after="40" w:line="276" w:lineRule="auto"/>
+            </w:pPr>
+            <w:r>
+              <w:rPr>
+                <w:rFonts w:ascii="Jost" w:hAnsi="Jost" w:cs="Jost" w:eastAsia="Jost"/>
+                <w:b w:val="0"/>
+                <w:i w:val="0"/>
+                <w:color w:val="4A3A2C"/>
+                <w:sz w:val="17"/>
+              </w:rPr>
+              <w:t>____ / ____ / ______</w:t>
+            </w:r>
+          </w:p>
+        </w:tc>
+      </w:tr>
+    </w:tbl>
+    <w:p>
+      <w:pPr>
+        <w:spacing w:before="0" w:after="80" w:line="240" w:lineRule="auto"/>
+      </w:pPr>
+    </w:p>
+    <w:tbl>
+      <w:tblPr>
+        <w:tblW w:type="auto" w:w="0"/>
+        <w:jc w:val="center"/>
+        <w:tblLook w:firstColumn="1" w:firstRow="1" w:lastColumn="0" w:lastRow="0" w:noHBand="0" w:noVBand="1" w:val="04A0"/>
+        <w:tblBorders>
+          <w:top w:val="single" w:sz="4" w:color="DCC6B0"/>
+          <w:left w:val="single" w:sz="4" w:color="DCC6B0"/>
+          <w:bottom w:val="single" w:sz="4" w:color="DCC6B0"/>
+          <w:right w:val="single" w:sz="4" w:color="DCC6B0"/>
+          <w:insideH w:val="single" w:sz="4" w:color="DCC6B0"/>
+          <w:insideV w:val="single" w:sz="4" w:color="DCC6B0"/>
+        </w:tblBorders>
+      </w:tblPr>
+      <w:tblGrid>
+        <w:gridCol w:w="3137"/>
+        <w:gridCol w:w="3137"/>
+        <w:gridCol w:w="3137"/>
+      </w:tblGrid>
+      <w:tr>
+        <w:trPr>
+          <w:tblHeader w:val="true"/>
+        </w:trPr>
+        <w:tc>
+          <w:tcPr>
+            <w:tcW w:type="dxa" w:w="3137"/>
+            <w:shd w:val="clear" w:color="auto" w:fill="221913"/>
+          </w:tcPr>
+          <w:p>
+            <w:pPr>
+              <w:spacing w:before="40" w:after="40" w:line="276" w:lineRule="auto"/>
+            </w:pPr>
+            <w:r>
+              <w:rPr>
+                <w:rFonts w:ascii="Jost" w:hAnsi="Jost" w:cs="Jost" w:eastAsia="Jost"/>
+                <w:b/>
+                <w:i w:val="0"/>
+                <w:color w:val="FBF5EE"/>
+                <w:sz w:val="17"/>
+              </w:rPr>
+              <w:t>Healer name</w:t>
+            </w:r>
+          </w:p>
+        </w:tc>
+        <w:tc>
+          <w:tcPr>
+            <w:tcW w:type="dxa" w:w="3137"/>
+            <w:shd w:val="clear" w:color="auto" w:fill="221913"/>
+          </w:tcPr>
+          <w:p>
+            <w:pPr>
+              <w:spacing w:before="40" w:after="40" w:line="276" w:lineRule="auto"/>
+            </w:pPr>
+            <w:r>
+              <w:rPr>
+                <w:rFonts w:ascii="Jost" w:hAnsi="Jost" w:cs="Jost" w:eastAsia="Jost"/>
+                <w:b/>
+                <w:i w:val="0"/>
+                <w:color w:val="FBF5EE"/>
+                <w:sz w:val="17"/>
+              </w:rPr>
+              <w:t>Signature</w:t>
+            </w:r>
+          </w:p>
+        </w:tc>
+        <w:tc>
+          <w:tcPr>
+            <w:tcW w:type="dxa" w:w="3137"/>
+            <w:shd w:val="clear" w:color="auto" w:fill="221913"/>
+          </w:tcPr>
+          <w:p>
+            <w:pPr>
+              <w:spacing w:before="40" w:after="40" w:line="276" w:lineRule="auto"/>
+            </w:pPr>
+            <w:r>
+              <w:rPr>
+                <w:rFonts w:ascii="Jost" w:hAnsi="Jost" w:cs="Jost" w:eastAsia="Jost"/>
+                <w:b/>
+                <w:i w:val="0"/>
+                <w:color w:val="FBF5EE"/>
+                <w:sz w:val="17"/>
+              </w:rPr>
+              <w:t>Date</w:t>
+            </w:r>
+          </w:p>
+        </w:tc>
+      </w:tr>
+      <w:tr>
+        <w:tc>
+          <w:tcPr>
+            <w:tcW w:type="dxa" w:w="3137"/>
+          </w:tcPr>
+          <w:p>
+            <w:pPr>
+              <w:spacing w:before="40" w:after="40" w:line="276" w:lineRule="auto"/>
+            </w:pPr>
+            <w:r>
+              <w:rPr>
+                <w:rFonts w:ascii="Jost" w:hAnsi="Jost" w:cs="Jost" w:eastAsia="Jost"/>
+                <w:b w:val="0"/>
+                <w:i w:val="0"/>
+                <w:color w:val="4A3A2C"/>
+                <w:sz w:val="17"/>
+              </w:rPr>
+              <w:t>__________________</w:t>
+            </w:r>
+          </w:p>
+        </w:tc>
+        <w:tc>
+          <w:tcPr>
+            <w:tcW w:type="dxa" w:w="3137"/>
+          </w:tcPr>
+          <w:p>
+            <w:pPr>
+              <w:spacing w:before="40" w:after="40" w:line="276" w:lineRule="auto"/>
+            </w:pPr>
+            <w:r>
+              <w:rPr>
+                <w:rFonts w:ascii="Jost" w:hAnsi="Jost" w:cs="Jost" w:eastAsia="Jost"/>
+                <w:b w:val="0"/>
+                <w:i w:val="0"/>
+                <w:color w:val="4A3A2C"/>
+                <w:sz w:val="17"/>
+              </w:rPr>
+              <w:t>__________________</w:t>
+            </w:r>
+          </w:p>
+        </w:tc>
+        <w:tc>
+          <w:tcPr>
+            <w:tcW w:type="dxa" w:w="3137"/>
+          </w:tcPr>
+          <w:p>
+            <w:pPr>
+              <w:spacing w:before="40" w:after="40" w:line="276" w:lineRule="auto"/>
+            </w:pPr>
+            <w:r>
+              <w:rPr>
+                <w:rFonts w:ascii="Jost" w:hAnsi="Jost" w:cs="Jost" w:eastAsia="Jost"/>
+                <w:b w:val="0"/>
+                <w:i w:val="0"/>
+                <w:color w:val="4A3A2C"/>
+                <w:sz w:val="17"/>
+              </w:rPr>
+              <w:t>____ / ____ / ______</w:t>
+            </w:r>
+          </w:p>
+        </w:tc>
+      </w:tr>
+    </w:tbl>
+    <w:p>
+      <w:pPr>
+        <w:spacing w:before="0" w:after="80" w:line="240" w:lineRule="auto"/>
+      </w:pPr>
+    </w:p>
     <w:sectPr>
       <w:headerReference w:type="default" r:id="rId9"/>
       <w:footerReference w:type="default" r:id="rId10"/>
